--- a/backend/uploads/2_vicky.docx
+++ b/backend/uploads/2_vicky.docx
@@ -2,8 +2,1398 @@
 <file path=word/document.xml><?xml version="1.0" encoding="utf-8"?>
 <w:document xmlns:wpc="http://schemas.microsoft.com/office/word/2010/wordprocessingCanvas" xmlns:cx="http://schemas.microsoft.com/office/drawing/2014/chartex" xmlns:cx1="http://schemas.microsoft.com/office/drawing/2015/9/8/chartex" xmlns:cx2="http://schemas.microsoft.com/office/drawing/2015/10/21/chartex" xmlns:cx3="http://schemas.microsoft.com/office/drawing/2016/5/9/chartex" xmlns:cx4="http://schemas.microsoft.com/office/drawing/2016/5/10/chartex" xmlns:cx5="http://schemas.microsoft.com/office/drawing/2016/5/11/chartex" xmlns:cx6="http://schemas.microsoft.com/office/drawing/2016/5/12/chartex" xmlns:cx7="http://schemas.microsoft.com/office/drawing/2016/5/13/chartex" xmlns:cx8="http://schemas.microsoft.com/office/drawing/2016/5/14/chartex" xmlns:mc="http://schemas.openxmlformats.org/markup-compatibility/2006" xmlns:aink="http://schemas.microsoft.com/office/drawing/2016/ink" xmlns:am3d="http://schemas.microsoft.com/office/drawing/2017/model3d" xmlns:o="urn:schemas-microsoft-com:office:office" xmlns:oel="http://schemas.microsoft.com/office/2019/extlst" xmlns:r="http://schemas.openxmlformats.org/officeDocument/2006/relationships" xmlns:m="http://schemas.openxmlformats.org/officeDocument/2006/math" xmlns:v="urn:schemas-microsoft-com:vml" xmlns:wp14="http://schemas.microsoft.com/office/word/2010/wordprocessingDrawing" xmlns:wp="http://schemas.openxmlformats.org/drawingml/2006/wordprocessingDrawing" xmlns:w10="urn:schemas-microsoft-com:office:word" xmlns:w="http://schemas.openxmlformats.org/wordprocessingml/2006/main" xmlns:w14="http://schemas.microsoft.com/office/word/2010/wordml" xmlns:w15="http://schemas.microsoft.com/office/word/2012/wordml" xmlns:w16cex="http://schemas.microsoft.com/office/word/2018/wordml/cex" xmlns:w16cid="http://schemas.microsoft.com/office/word/2016/wordml/cid" xmlns:w16="http://schemas.microsoft.com/office/word/2018/wordml" xmlns:w16du="http://schemas.microsoft.com/office/word/2023/wordml/word16du" xmlns:w16sdtdh="http://schemas.microsoft.com/office/word/2020/wordml/sdtdatahash" xmlns:w16sdtfl="http://schemas.microsoft.com/office/word/2024/wordml/sdtformatlock" xmlns:w16se="http://schemas.microsoft.com/office/word/2015/wordml/symex" xmlns:wpg="http://schemas.microsoft.com/office/word/2010/wordprocessingGroup" xmlns:wpi="http://schemas.microsoft.com/office/word/2010/wordprocessingInk" xmlns:wne="http://schemas.microsoft.com/office/word/2006/wordml" xmlns:wps="http://schemas.microsoft.com/office/word/2010/wordprocessingShape" mc:Ignorable="w14 w15 w16se w16cid w16 w16cex w16sdtdh w16sdtfl w16du wp14">
   <w:body>
+    <w:p>
+      <w:pPr>
+        <w:spacing w:before="240" w:line="271" w:lineRule="auto"/>
+        <w:jc w:val="center"/>
+        <w:rPr>
+          <w:b/>
+          <w:sz w:val="42"/>
+        </w:rPr>
+      </w:pPr>
+      <w:r>
+        <w:rPr>
+          <w:rFonts w:ascii="Times New Roman" w:hAnsi="Times New Roman" w:cs="Times New Roman"/>
+          <w:b/>
+          <w:sz w:val="44"/>
+          <w:szCs w:val="16"/>
+        </w:rPr>
+        <w:t>Causal-M3: Disentangling Clinical Intent from Physiological State via Missing-Not-At-Random Causal Representation Learning for Robust CKD Risk Stratification</w:t>
+      </w:r>
+    </w:p>
+    <w:p>
+      <w:pPr>
+        <w:spacing w:before="99"/>
+        <w:ind w:left="338" w:right="38" w:hanging="1"/>
+        <w:jc w:val="center"/>
+        <w:rPr>
+          <w:sz w:val="18"/>
+        </w:rPr>
+        <w:sectPr>
+          <w:pgSz w:w="12240" w:h="15840"/>
+          <w:pgMar w:top="720" w:right="720" w:bottom="720" w:left="720" w:header="720" w:footer="720" w:gutter="0"/>
+          <w:cols w:space="720"/>
+          <w:docGrid w:linePitch="286"/>
+        </w:sectPr>
+      </w:pPr>
+    </w:p>
+    <w:p>
+      <w:pPr>
+        <w:spacing w:before="99"/>
+        <w:ind w:left="338" w:right="38" w:hanging="1"/>
+        <w:jc w:val="center"/>
+        <w:rPr>
+          <w:i/>
+          <w:iCs/>
+          <w:sz w:val="20"/>
+          <w:szCs w:val="20"/>
+        </w:rPr>
+        <w:sectPr>
+          <w:type w:val="continuous"/>
+          <w:pgSz w:w="12240" w:h="15840"/>
+          <w:pgMar w:top="720" w:right="720" w:bottom="720" w:left="720" w:header="720" w:footer="720" w:gutter="0"/>
+          <w:cols w:num="3" w:space="720"/>
+          <w:docGrid w:linePitch="286"/>
+        </w:sectPr>
+      </w:pPr>
+    </w:p>
+    <w:p>
+      <w:pPr>
+        <w:spacing w:line="240" w:lineRule="auto"/>
+        <w:jc w:val="center"/>
+        <w:rPr>
+          <w:rFonts w:hAnsi="Georgia"/>
+          <w:i/>
+          <w:iCs/>
+          <w:sz w:val="20"/>
+          <w:szCs w:val="20"/>
+        </w:rPr>
+      </w:pPr>
+      <w:r>
+        <w:rPr>
+          <w:rFonts w:hAnsi="Georgia"/>
+          <w:i/>
+          <w:iCs/>
+          <w:sz w:val="20"/>
+          <w:szCs w:val="20"/>
+        </w:rPr>
+        <w:lastRenderedPageBreak/>
+        <w:t>R. Sowmiya Bharani</w:t>
+      </w:r>
+    </w:p>
+    <w:p>
+      <w:pPr>
+        <w:spacing w:line="240" w:lineRule="auto"/>
+        <w:jc w:val="center"/>
+        <w:rPr>
+          <w:rFonts w:hAnsi="Georgia"/>
+          <w:i/>
+          <w:iCs/>
+          <w:sz w:val="20"/>
+          <w:szCs w:val="20"/>
+        </w:rPr>
+      </w:pPr>
+      <w:r>
+        <w:rPr>
+          <w:rFonts w:hAnsi="Georgia"/>
+          <w:i/>
+          <w:iCs/>
+          <w:sz w:val="20"/>
+          <w:szCs w:val="20"/>
+        </w:rPr>
+        <w:t>Research scholar</w:t>
+      </w:r>
+    </w:p>
+    <w:p>
+      <w:pPr>
+        <w:spacing w:line="240" w:lineRule="auto"/>
+        <w:jc w:val="center"/>
+        <w:rPr>
+          <w:rFonts w:hAnsi="Georgia"/>
+          <w:i/>
+          <w:iCs/>
+          <w:sz w:val="20"/>
+          <w:szCs w:val="20"/>
+        </w:rPr>
+      </w:pPr>
+      <w:r>
+        <w:rPr>
+          <w:rFonts w:hAnsi="Georgia"/>
+          <w:i/>
+          <w:iCs/>
+          <w:sz w:val="20"/>
+          <w:szCs w:val="20"/>
+        </w:rPr>
+        <w:t>Dept. of computer science</w:t>
+      </w:r>
+    </w:p>
+    <w:p>
+      <w:pPr>
+        <w:spacing w:line="240" w:lineRule="auto"/>
+        <w:jc w:val="center"/>
+        <w:rPr>
+          <w:rFonts w:hAnsi="Georgia"/>
+          <w:i/>
+          <w:iCs/>
+          <w:sz w:val="20"/>
+          <w:szCs w:val="20"/>
+        </w:rPr>
+      </w:pPr>
+      <w:r>
+        <w:rPr>
+          <w:rFonts w:hAnsi="Georgia"/>
+          <w:i/>
+          <w:iCs/>
+          <w:sz w:val="20"/>
+          <w:szCs w:val="20"/>
+        </w:rPr>
+        <w:t>Saveetha College of Liberal Arts and Sciences, SIMATS Deemed to be University</w:t>
+      </w:r>
+    </w:p>
+    <w:p>
+      <w:pPr>
+        <w:spacing w:line="240" w:lineRule="auto"/>
+        <w:jc w:val="center"/>
+        <w:rPr>
+          <w:rFonts w:hAnsi="Georgia"/>
+          <w:i/>
+          <w:iCs/>
+          <w:sz w:val="20"/>
+          <w:szCs w:val="20"/>
+        </w:rPr>
+      </w:pPr>
+      <w:r>
+        <w:rPr>
+          <w:rFonts w:hAnsi="Georgia"/>
+          <w:i/>
+          <w:iCs/>
+          <w:sz w:val="20"/>
+          <w:szCs w:val="20"/>
+        </w:rPr>
+        <w:t xml:space="preserve">Address: Saveetha Nagar, </w:t>
+      </w:r>
+      <w:proofErr w:type="spellStart"/>
+      <w:r>
+        <w:rPr>
+          <w:rFonts w:hAnsi="Georgia"/>
+          <w:i/>
+          <w:iCs/>
+          <w:sz w:val="20"/>
+          <w:szCs w:val="20"/>
+        </w:rPr>
+        <w:t>Thandalam</w:t>
+      </w:r>
+      <w:proofErr w:type="spellEnd"/>
+      <w:r>
+        <w:rPr>
+          <w:rFonts w:hAnsi="Georgia"/>
+          <w:i/>
+          <w:iCs/>
+          <w:sz w:val="20"/>
+          <w:szCs w:val="20"/>
+        </w:rPr>
+        <w:t xml:space="preserve"> , Chennai</w:t>
+      </w:r>
+    </w:p>
+    <w:p>
+      <w:pPr>
+        <w:spacing w:line="240" w:lineRule="auto"/>
+        <w:jc w:val="center"/>
+        <w:rPr>
+          <w:rFonts w:hAnsi="Georgia"/>
+          <w:i/>
+          <w:iCs/>
+          <w:sz w:val="20"/>
+          <w:szCs w:val="20"/>
+        </w:rPr>
+      </w:pPr>
+      <w:r>
+        <w:rPr>
+          <w:rFonts w:hAnsi="Georgia"/>
+          <w:i/>
+          <w:iCs/>
+          <w:sz w:val="20"/>
+          <w:szCs w:val="20"/>
+        </w:rPr>
+        <w:t>Pin code: 602105</w:t>
+      </w:r>
+    </w:p>
+    <w:p>
+      <w:pPr>
+        <w:spacing w:line="240" w:lineRule="auto"/>
+        <w:jc w:val="center"/>
+        <w:rPr>
+          <w:rFonts w:hAnsi="Georgia"/>
+          <w:i/>
+          <w:iCs/>
+          <w:sz w:val="20"/>
+          <w:szCs w:val="20"/>
+        </w:rPr>
+      </w:pPr>
+      <w:r>
+        <w:rPr>
+          <w:rFonts w:hAnsi="Georgia"/>
+          <w:i/>
+          <w:iCs/>
+          <w:sz w:val="20"/>
+          <w:szCs w:val="20"/>
+        </w:rPr>
+        <w:t xml:space="preserve">Mail ID: </w:t>
+      </w:r>
+      <w:hyperlink r:id="rId5" w:history="1">
+        <w:r>
+          <w:rPr>
+            <w:rStyle w:val="Hyperlink"/>
+            <w:rFonts w:hAnsi="Georgia"/>
+            <w:i/>
+            <w:iCs/>
+            <w:sz w:val="20"/>
+            <w:szCs w:val="20"/>
+          </w:rPr>
+          <w:t>sowmiyabharanir@gmail.com</w:t>
+        </w:r>
+      </w:hyperlink>
+    </w:p>
+    <w:p>
+      <w:pPr>
+        <w:spacing w:line="240" w:lineRule="auto"/>
+        <w:jc w:val="center"/>
+        <w:rPr>
+          <w:rFonts w:hAnsi="Georgia"/>
+          <w:i/>
+          <w:iCs/>
+          <w:sz w:val="20"/>
+          <w:szCs w:val="20"/>
+        </w:rPr>
+      </w:pPr>
+    </w:p>
+    <w:p>
+      <w:pPr>
+        <w:spacing w:line="240" w:lineRule="auto"/>
+        <w:jc w:val="center"/>
+        <w:rPr>
+          <w:rFonts w:hAnsi="Georgia"/>
+          <w:i/>
+          <w:iCs/>
+          <w:sz w:val="20"/>
+          <w:szCs w:val="20"/>
+        </w:rPr>
+      </w:pPr>
+      <w:r>
+        <w:rPr>
+          <w:rFonts w:hAnsi="Georgia"/>
+          <w:i/>
+          <w:iCs/>
+          <w:sz w:val="20"/>
+          <w:szCs w:val="20"/>
+        </w:rPr>
+        <w:t>Dr. S. Rukmani Devi</w:t>
+      </w:r>
+    </w:p>
+    <w:p>
+      <w:pPr>
+        <w:spacing w:line="240" w:lineRule="auto"/>
+        <w:jc w:val="center"/>
+        <w:rPr>
+          <w:rFonts w:hAnsi="Georgia"/>
+          <w:i/>
+          <w:iCs/>
+          <w:sz w:val="20"/>
+          <w:szCs w:val="20"/>
+        </w:rPr>
+      </w:pPr>
+      <w:r>
+        <w:rPr>
+          <w:rFonts w:hAnsi="Georgia"/>
+          <w:i/>
+          <w:iCs/>
+          <w:sz w:val="20"/>
+          <w:szCs w:val="20"/>
+        </w:rPr>
+        <w:t>Associate Professor</w:t>
+      </w:r>
+    </w:p>
+    <w:p>
+      <w:pPr>
+        <w:spacing w:line="240" w:lineRule="auto"/>
+        <w:jc w:val="center"/>
+        <w:rPr>
+          <w:rFonts w:hAnsi="Georgia"/>
+          <w:i/>
+          <w:iCs/>
+          <w:sz w:val="20"/>
+          <w:szCs w:val="20"/>
+        </w:rPr>
+      </w:pPr>
+      <w:r>
+        <w:rPr>
+          <w:rFonts w:hAnsi="Georgia"/>
+          <w:i/>
+          <w:iCs/>
+          <w:sz w:val="20"/>
+          <w:szCs w:val="20"/>
+        </w:rPr>
+        <w:t>Department of Computer Science</w:t>
+      </w:r>
+    </w:p>
+    <w:p>
+      <w:pPr>
+        <w:spacing w:line="240" w:lineRule="auto"/>
+        <w:jc w:val="center"/>
+        <w:rPr>
+          <w:rFonts w:hAnsi="Georgia"/>
+          <w:i/>
+          <w:iCs/>
+          <w:sz w:val="20"/>
+          <w:szCs w:val="20"/>
+        </w:rPr>
+      </w:pPr>
+      <w:r>
+        <w:rPr>
+          <w:rFonts w:hAnsi="Georgia"/>
+          <w:i/>
+          <w:iCs/>
+          <w:sz w:val="20"/>
+          <w:szCs w:val="20"/>
+        </w:rPr>
+        <w:t>Saveetha College of Liberal Arts and Sciences, SIMATS Deemed to be University</w:t>
+      </w:r>
+    </w:p>
+    <w:p>
+      <w:pPr>
+        <w:spacing w:line="240" w:lineRule="auto"/>
+        <w:jc w:val="center"/>
+        <w:rPr>
+          <w:rFonts w:hAnsi="Georgia"/>
+          <w:i/>
+          <w:iCs/>
+          <w:sz w:val="20"/>
+          <w:szCs w:val="20"/>
+        </w:rPr>
+      </w:pPr>
+      <w:r>
+        <w:rPr>
+          <w:rFonts w:hAnsi="Georgia"/>
+          <w:i/>
+          <w:iCs/>
+          <w:sz w:val="20"/>
+          <w:szCs w:val="20"/>
+        </w:rPr>
+        <w:t xml:space="preserve">Address: Saveetha Nagar, </w:t>
+      </w:r>
+      <w:proofErr w:type="spellStart"/>
+      <w:r>
+        <w:rPr>
+          <w:rFonts w:hAnsi="Georgia"/>
+          <w:i/>
+          <w:iCs/>
+          <w:sz w:val="20"/>
+          <w:szCs w:val="20"/>
+        </w:rPr>
+        <w:t>Thandalam</w:t>
+      </w:r>
+      <w:proofErr w:type="spellEnd"/>
+      <w:r>
+        <w:rPr>
+          <w:rFonts w:hAnsi="Georgia"/>
+          <w:i/>
+          <w:iCs/>
+          <w:sz w:val="20"/>
+          <w:szCs w:val="20"/>
+        </w:rPr>
+        <w:t>, Chennai</w:t>
+      </w:r>
+    </w:p>
+    <w:p>
+      <w:pPr>
+        <w:spacing w:line="240" w:lineRule="auto"/>
+        <w:jc w:val="center"/>
+        <w:rPr>
+          <w:rFonts w:hAnsi="Georgia"/>
+          <w:i/>
+          <w:iCs/>
+          <w:sz w:val="20"/>
+          <w:szCs w:val="20"/>
+        </w:rPr>
+      </w:pPr>
+      <w:proofErr w:type="spellStart"/>
+      <w:r>
+        <w:rPr>
+          <w:rFonts w:hAnsi="Georgia"/>
+          <w:i/>
+          <w:iCs/>
+          <w:sz w:val="20"/>
+          <w:szCs w:val="20"/>
+        </w:rPr>
+        <w:t>Pincode</w:t>
+      </w:r>
+      <w:proofErr w:type="spellEnd"/>
+      <w:r>
+        <w:rPr>
+          <w:rFonts w:hAnsi="Georgia"/>
+          <w:i/>
+          <w:iCs/>
+          <w:sz w:val="20"/>
+          <w:szCs w:val="20"/>
+        </w:rPr>
+        <w:t>: 602105</w:t>
+      </w:r>
+    </w:p>
+    <w:p>
+      <w:pPr>
+        <w:spacing w:line="240" w:lineRule="auto"/>
+        <w:jc w:val="center"/>
+        <w:rPr>
+          <w:rFonts w:hAnsi="Georgia"/>
+          <w:i/>
+          <w:iCs/>
+          <w:sz w:val="20"/>
+          <w:szCs w:val="20"/>
+        </w:rPr>
+      </w:pPr>
+      <w:r>
+        <w:rPr>
+          <w:rFonts w:hAnsi="Georgia"/>
+          <w:i/>
+          <w:iCs/>
+          <w:sz w:val="20"/>
+          <w:szCs w:val="20"/>
+        </w:rPr>
+        <w:t xml:space="preserve">Mail ID: </w:t>
+      </w:r>
+      <w:hyperlink r:id="rId6" w:history="1">
+        <w:r>
+          <w:rPr>
+            <w:rStyle w:val="Hyperlink"/>
+            <w:rFonts w:hAnsi="Georgia"/>
+            <w:i/>
+            <w:iCs/>
+            <w:sz w:val="20"/>
+            <w:szCs w:val="20"/>
+          </w:rPr>
+          <w:t>rukmanibaveshnambi@gmail.com</w:t>
+        </w:r>
+      </w:hyperlink>
+    </w:p>
+    <w:p>
+      <w:pPr>
+        <w:spacing w:line="240" w:lineRule="auto"/>
+        <w:jc w:val="center"/>
+        <w:rPr>
+          <w:rFonts w:hAnsi="Georgia"/>
+          <w:i/>
+          <w:iCs/>
+          <w:sz w:val="20"/>
+          <w:szCs w:val="20"/>
+        </w:rPr>
+      </w:pPr>
+    </w:p>
+    <w:p>
+      <w:pPr>
+        <w:spacing w:line="240" w:lineRule="auto"/>
+        <w:jc w:val="center"/>
+        <w:rPr>
+          <w:rFonts w:hAnsi="Georgia"/>
+          <w:i/>
+          <w:iCs/>
+          <w:sz w:val="20"/>
+          <w:szCs w:val="20"/>
+        </w:rPr>
+      </w:pPr>
+    </w:p>
+    <w:p>
+      <w:pPr>
+        <w:spacing w:line="240" w:lineRule="auto"/>
+        <w:jc w:val="center"/>
+        <w:rPr>
+          <w:rFonts w:hAnsi="Georgia"/>
+          <w:i/>
+          <w:iCs/>
+          <w:sz w:val="20"/>
+          <w:szCs w:val="20"/>
+        </w:rPr>
+      </w:pPr>
+    </w:p>
+    <w:p>
+      <w:pPr>
+        <w:spacing w:line="240" w:lineRule="auto"/>
+        <w:jc w:val="center"/>
+        <w:rPr>
+          <w:rFonts w:hAnsi="Georgia"/>
+          <w:i/>
+          <w:iCs/>
+          <w:sz w:val="20"/>
+          <w:szCs w:val="20"/>
+        </w:rPr>
+      </w:pPr>
+    </w:p>
+    <w:p>
+      <w:pPr>
+        <w:spacing w:line="240" w:lineRule="auto"/>
+        <w:jc w:val="center"/>
+        <w:rPr>
+          <w:rFonts w:hAnsi="Georgia"/>
+          <w:i/>
+          <w:iCs/>
+          <w:sz w:val="20"/>
+          <w:szCs w:val="20"/>
+        </w:rPr>
+      </w:pPr>
+    </w:p>
+    <w:p>
+      <w:pPr>
+        <w:spacing w:line="240" w:lineRule="auto"/>
+        <w:jc w:val="center"/>
+        <w:rPr>
+          <w:rFonts w:hAnsi="Georgia"/>
+          <w:i/>
+          <w:iCs/>
+          <w:sz w:val="20"/>
+          <w:szCs w:val="20"/>
+        </w:rPr>
+      </w:pPr>
+    </w:p>
+    <w:p>
+      <w:pPr>
+        <w:spacing w:line="240" w:lineRule="auto"/>
+        <w:jc w:val="center"/>
+        <w:rPr>
+          <w:rFonts w:hAnsi="Georgia"/>
+          <w:i/>
+          <w:iCs/>
+          <w:sz w:val="20"/>
+          <w:szCs w:val="20"/>
+        </w:rPr>
+      </w:pPr>
+    </w:p>
+    <w:p>
+      <w:pPr>
+        <w:spacing w:line="240" w:lineRule="auto"/>
+        <w:jc w:val="center"/>
+        <w:rPr>
+          <w:rFonts w:hAnsi="Georgia"/>
+          <w:i/>
+          <w:iCs/>
+          <w:sz w:val="20"/>
+          <w:szCs w:val="20"/>
+        </w:rPr>
+      </w:pPr>
+    </w:p>
+    <w:p>
+      <w:pPr>
+        <w:spacing w:line="240" w:lineRule="auto"/>
+        <w:jc w:val="center"/>
+        <w:rPr>
+          <w:rFonts w:hAnsi="Georgia"/>
+          <w:i/>
+          <w:iCs/>
+          <w:sz w:val="20"/>
+          <w:szCs w:val="20"/>
+        </w:rPr>
+      </w:pPr>
+    </w:p>
+    <w:p>
+      <w:pPr>
+        <w:spacing w:line="240" w:lineRule="auto"/>
+        <w:jc w:val="center"/>
+        <w:rPr>
+          <w:rFonts w:hAnsi="Georgia"/>
+          <w:i/>
+          <w:iCs/>
+          <w:sz w:val="20"/>
+          <w:szCs w:val="20"/>
+        </w:rPr>
+      </w:pPr>
+    </w:p>
+    <w:p>
+      <w:pPr>
+        <w:spacing w:line="240" w:lineRule="auto"/>
+        <w:rPr>
+          <w:rFonts w:hAnsi="Georgia"/>
+          <w:i/>
+          <w:iCs/>
+          <w:sz w:val="20"/>
+          <w:szCs w:val="20"/>
+        </w:rPr>
+      </w:pPr>
+    </w:p>
+    <w:p>
+      <w:pPr>
+        <w:jc w:val="center"/>
+        <w:rPr>
+          <w:rFonts w:hAnsi="Georgia"/>
+          <w:i/>
+          <w:iCs/>
+          <w:sz w:val="20"/>
+          <w:szCs w:val="20"/>
+        </w:rPr>
+      </w:pPr>
+      <w:r>
+        <w:rPr>
+          <w:rFonts w:hAnsi="Georgia"/>
+          <w:i/>
+          <w:iCs/>
+          <w:sz w:val="20"/>
+          <w:szCs w:val="20"/>
+        </w:rPr>
+        <w:t xml:space="preserve">Prof. Dr. </w:t>
+      </w:r>
+      <w:proofErr w:type="spellStart"/>
+      <w:r>
+        <w:rPr>
+          <w:rFonts w:hAnsi="Georgia"/>
+          <w:i/>
+          <w:iCs/>
+          <w:sz w:val="20"/>
+          <w:szCs w:val="20"/>
+        </w:rPr>
+        <w:t>Jayakarthik</w:t>
+      </w:r>
+      <w:proofErr w:type="spellEnd"/>
+      <w:r>
+        <w:rPr>
+          <w:rFonts w:hAnsi="Georgia"/>
+          <w:i/>
+          <w:iCs/>
+          <w:sz w:val="20"/>
+          <w:szCs w:val="20"/>
+        </w:rPr>
+        <w:t xml:space="preserve"> Ramachandran</w:t>
+      </w:r>
+    </w:p>
+    <w:p>
+      <w:pPr>
+        <w:jc w:val="center"/>
+        <w:rPr>
+          <w:rFonts w:hAnsi="Georgia"/>
+          <w:i/>
+          <w:iCs/>
+          <w:sz w:val="20"/>
+          <w:szCs w:val="20"/>
+        </w:rPr>
+      </w:pPr>
+      <w:r>
+        <w:rPr>
+          <w:rFonts w:hAnsi="Georgia"/>
+          <w:i/>
+          <w:iCs/>
+          <w:sz w:val="20"/>
+          <w:szCs w:val="20"/>
+        </w:rPr>
+        <w:t xml:space="preserve">Assistant Dean </w:t>
+      </w:r>
+      <w:r>
+        <w:rPr>
+          <w:rFonts w:hAnsi="Georgia"/>
+          <w:i/>
+          <w:iCs/>
+          <w:sz w:val="20"/>
+          <w:szCs w:val="20"/>
+        </w:rPr>
+        <w:t>–</w:t>
+      </w:r>
+      <w:r>
+        <w:rPr>
+          <w:rFonts w:hAnsi="Georgia"/>
+          <w:i/>
+          <w:iCs/>
+          <w:sz w:val="20"/>
+          <w:szCs w:val="20"/>
+        </w:rPr>
+        <w:t xml:space="preserve"> Faculty</w:t>
+      </w:r>
+    </w:p>
+    <w:p>
+      <w:pPr>
+        <w:spacing w:line="240" w:lineRule="auto"/>
+        <w:jc w:val="center"/>
+        <w:rPr>
+          <w:rFonts w:hAnsi="Georgia"/>
+          <w:i/>
+          <w:iCs/>
+          <w:sz w:val="20"/>
+          <w:szCs w:val="20"/>
+        </w:rPr>
+      </w:pPr>
+      <w:r>
+        <w:rPr>
+          <w:rFonts w:hAnsi="Georgia"/>
+          <w:i/>
+          <w:iCs/>
+          <w:sz w:val="20"/>
+          <w:szCs w:val="20"/>
+        </w:rPr>
+        <w:t>Dept. of Computer Science</w:t>
+      </w:r>
+    </w:p>
+    <w:p>
+      <w:pPr>
+        <w:spacing w:line="240" w:lineRule="auto"/>
+        <w:jc w:val="center"/>
+        <w:rPr>
+          <w:rFonts w:hAnsi="Georgia"/>
+          <w:i/>
+          <w:iCs/>
+          <w:sz w:val="20"/>
+          <w:szCs w:val="20"/>
+        </w:rPr>
+      </w:pPr>
+      <w:r>
+        <w:rPr>
+          <w:rFonts w:hAnsi="Georgia"/>
+          <w:i/>
+          <w:iCs/>
+          <w:sz w:val="20"/>
+          <w:szCs w:val="20"/>
+        </w:rPr>
+        <w:t>Saveetha College of Liberal Arts and Sciences, SIMATS Deemed to be University</w:t>
+      </w:r>
+    </w:p>
+    <w:p>
+      <w:pPr>
+        <w:spacing w:line="240" w:lineRule="auto"/>
+        <w:jc w:val="center"/>
+        <w:rPr>
+          <w:rFonts w:hAnsi="Georgia"/>
+          <w:i/>
+          <w:iCs/>
+          <w:sz w:val="20"/>
+          <w:szCs w:val="20"/>
+        </w:rPr>
+      </w:pPr>
+      <w:r>
+        <w:rPr>
+          <w:rFonts w:hAnsi="Georgia"/>
+          <w:i/>
+          <w:iCs/>
+          <w:sz w:val="20"/>
+          <w:szCs w:val="20"/>
+        </w:rPr>
+        <w:t xml:space="preserve">Address: Saveetha Nagar, </w:t>
+      </w:r>
+      <w:proofErr w:type="spellStart"/>
+      <w:r>
+        <w:rPr>
+          <w:rFonts w:hAnsi="Georgia"/>
+          <w:i/>
+          <w:iCs/>
+          <w:sz w:val="20"/>
+          <w:szCs w:val="20"/>
+        </w:rPr>
+        <w:t>Thandalam</w:t>
+      </w:r>
+      <w:proofErr w:type="spellEnd"/>
+      <w:r>
+        <w:rPr>
+          <w:rFonts w:hAnsi="Georgia"/>
+          <w:i/>
+          <w:iCs/>
+          <w:sz w:val="20"/>
+          <w:szCs w:val="20"/>
+        </w:rPr>
+        <w:t xml:space="preserve"> , Chennai</w:t>
+      </w:r>
+    </w:p>
+    <w:p>
+      <w:pPr>
+        <w:spacing w:line="240" w:lineRule="auto"/>
+        <w:jc w:val="center"/>
+        <w:rPr>
+          <w:rFonts w:hAnsi="Georgia"/>
+          <w:i/>
+          <w:iCs/>
+          <w:sz w:val="20"/>
+          <w:szCs w:val="20"/>
+        </w:rPr>
+      </w:pPr>
+      <w:r>
+        <w:rPr>
+          <w:rFonts w:hAnsi="Georgia"/>
+          <w:i/>
+          <w:iCs/>
+          <w:sz w:val="20"/>
+          <w:szCs w:val="20"/>
+        </w:rPr>
+        <w:t>Pin code: 602105</w:t>
+      </w:r>
+    </w:p>
+    <w:p>
+      <w:pPr>
+        <w:spacing w:line="240" w:lineRule="auto"/>
+        <w:jc w:val="center"/>
+        <w:rPr>
+          <w:rFonts w:hAnsi="Georgia"/>
+          <w:i/>
+          <w:iCs/>
+          <w:sz w:val="20"/>
+          <w:szCs w:val="20"/>
+        </w:rPr>
+      </w:pPr>
+      <w:r>
+        <w:rPr>
+          <w:rFonts w:hAnsi="Georgia"/>
+          <w:i/>
+          <w:iCs/>
+          <w:sz w:val="20"/>
+          <w:szCs w:val="20"/>
+        </w:rPr>
+        <w:t>Mail ID:</w:t>
+      </w:r>
+    </w:p>
+    <w:p>
+      <w:pPr>
+        <w:spacing w:line="240" w:lineRule="auto"/>
+        <w:jc w:val="center"/>
+        <w:rPr>
+          <w:rFonts w:hAnsi="Georgia"/>
+          <w:i/>
+          <w:iCs/>
+          <w:sz w:val="20"/>
+          <w:szCs w:val="20"/>
+        </w:rPr>
+      </w:pPr>
+      <w:hyperlink r:id="rId7" w:history="1">
+        <w:r>
+          <w:rPr>
+            <w:rStyle w:val="Hyperlink"/>
+            <w:rFonts w:hAnsi="Georgia"/>
+            <w:i/>
+            <w:iCs/>
+            <w:sz w:val="20"/>
+            <w:szCs w:val="20"/>
+          </w:rPr>
+          <w:t>jayakarthickr.sclas@saveetha.com</w:t>
+        </w:r>
+      </w:hyperlink>
+    </w:p>
+    <w:p>
+      <w:pPr>
+        <w:spacing w:line="240" w:lineRule="auto"/>
+        <w:jc w:val="center"/>
+        <w:rPr>
+          <w:rFonts w:hAnsi="Georgia"/>
+          <w:i/>
+          <w:iCs/>
+          <w:sz w:val="20"/>
+          <w:szCs w:val="20"/>
+        </w:rPr>
+      </w:pPr>
+    </w:p>
+    <w:p>
+      <w:pPr>
+        <w:spacing w:line="240" w:lineRule="auto"/>
+        <w:jc w:val="center"/>
+        <w:rPr>
+          <w:rFonts w:hAnsi="Georgia"/>
+          <w:i/>
+          <w:iCs/>
+          <w:sz w:val="20"/>
+          <w:szCs w:val="20"/>
+        </w:rPr>
+      </w:pPr>
+      <w:r>
+        <w:rPr>
+          <w:rFonts w:hAnsi="Georgia"/>
+          <w:i/>
+          <w:iCs/>
+          <w:sz w:val="20"/>
+          <w:szCs w:val="20"/>
+        </w:rPr>
+        <w:t>M. Rajasekar</w:t>
+      </w:r>
+    </w:p>
+    <w:p>
+      <w:pPr>
+        <w:spacing w:line="240" w:lineRule="auto"/>
+        <w:jc w:val="center"/>
+        <w:rPr>
+          <w:rFonts w:hAnsi="Georgia"/>
+          <w:i/>
+          <w:iCs/>
+          <w:sz w:val="20"/>
+          <w:szCs w:val="20"/>
+        </w:rPr>
+      </w:pPr>
+      <w:r>
+        <w:rPr>
+          <w:rFonts w:hAnsi="Georgia"/>
+          <w:i/>
+          <w:iCs/>
+          <w:sz w:val="20"/>
+          <w:szCs w:val="20"/>
+        </w:rPr>
+        <w:t>Associate Professor</w:t>
+      </w:r>
+    </w:p>
+    <w:p>
+      <w:pPr>
+        <w:spacing w:line="240" w:lineRule="auto"/>
+        <w:jc w:val="center"/>
+        <w:rPr>
+          <w:rFonts w:hAnsi="Georgia"/>
+          <w:i/>
+          <w:iCs/>
+          <w:sz w:val="20"/>
+          <w:szCs w:val="20"/>
+        </w:rPr>
+      </w:pPr>
+      <w:r>
+        <w:rPr>
+          <w:rFonts w:hAnsi="Georgia"/>
+          <w:i/>
+          <w:iCs/>
+          <w:sz w:val="20"/>
+          <w:szCs w:val="20"/>
+        </w:rPr>
+        <w:t>Department of computer science</w:t>
+      </w:r>
+    </w:p>
+    <w:p>
+      <w:pPr>
+        <w:spacing w:line="240" w:lineRule="auto"/>
+        <w:jc w:val="center"/>
+        <w:rPr>
+          <w:rFonts w:hAnsi="Georgia"/>
+          <w:i/>
+          <w:iCs/>
+          <w:sz w:val="20"/>
+          <w:szCs w:val="20"/>
+        </w:rPr>
+      </w:pPr>
+      <w:r>
+        <w:rPr>
+          <w:rFonts w:hAnsi="Georgia"/>
+          <w:i/>
+          <w:iCs/>
+          <w:sz w:val="20"/>
+          <w:szCs w:val="20"/>
+        </w:rPr>
+        <w:t>Saveetha college of Liberal Arts and Sciences,</w:t>
+      </w:r>
+    </w:p>
+    <w:p>
+      <w:pPr>
+        <w:spacing w:line="240" w:lineRule="auto"/>
+        <w:jc w:val="center"/>
+        <w:rPr>
+          <w:rFonts w:hAnsi="Georgia"/>
+          <w:i/>
+          <w:iCs/>
+          <w:sz w:val="20"/>
+          <w:szCs w:val="20"/>
+        </w:rPr>
+      </w:pPr>
+      <w:r>
+        <w:rPr>
+          <w:rFonts w:hAnsi="Georgia"/>
+          <w:i/>
+          <w:iCs/>
+          <w:sz w:val="20"/>
+          <w:szCs w:val="20"/>
+        </w:rPr>
+        <w:t>Saveetha Institute of Medical and Technical Sciences, Chennai, India</w:t>
+      </w:r>
+    </w:p>
+    <w:p>
+      <w:pPr>
+        <w:spacing w:line="240" w:lineRule="auto"/>
+        <w:jc w:val="center"/>
+        <w:rPr>
+          <w:rFonts w:hAnsi="Georgia"/>
+          <w:i/>
+          <w:iCs/>
+          <w:sz w:val="20"/>
+          <w:szCs w:val="20"/>
+        </w:rPr>
+      </w:pPr>
+      <w:r>
+        <w:rPr>
+          <w:rFonts w:hAnsi="Georgia"/>
+          <w:i/>
+          <w:iCs/>
+          <w:sz w:val="20"/>
+          <w:szCs w:val="20"/>
+        </w:rPr>
+        <w:t xml:space="preserve">Mail ID: </w:t>
+      </w:r>
+      <w:hyperlink r:id="rId8" w:history="1">
+        <w:r>
+          <w:rPr>
+            <w:rStyle w:val="Hyperlink"/>
+            <w:rFonts w:hAnsi="Georgia"/>
+            <w:i/>
+            <w:iCs/>
+            <w:sz w:val="20"/>
+            <w:szCs w:val="20"/>
+          </w:rPr>
+          <w:t>sekarca07@gmail.com</w:t>
+        </w:r>
+      </w:hyperlink>
+      <w:r>
+        <w:rPr>
+          <w:rFonts w:hAnsi="Georgia"/>
+          <w:i/>
+          <w:iCs/>
+          <w:sz w:val="20"/>
+          <w:szCs w:val="20"/>
+        </w:rPr>
+        <w:t xml:space="preserve"> </w:t>
+      </w:r>
+      <w:r>
+        <w:rPr>
+          <w:rFonts w:hAnsi="Georgia"/>
+          <w:i/>
+          <w:iCs/>
+          <w:sz w:val="20"/>
+          <w:szCs w:val="20"/>
+        </w:rPr>
+        <w:br w:type="column"/>
+      </w:r>
+      <w:r>
+        <w:rPr>
+          <w:rFonts w:hAnsi="Georgia"/>
+          <w:i/>
+          <w:iCs/>
+          <w:sz w:val="20"/>
+          <w:szCs w:val="20"/>
+        </w:rPr>
+        <w:lastRenderedPageBreak/>
+        <w:t>S. Sathyakala</w:t>
+      </w:r>
+    </w:p>
+    <w:p>
+      <w:pPr>
+        <w:spacing w:line="240" w:lineRule="auto"/>
+        <w:jc w:val="center"/>
+        <w:rPr>
+          <w:rFonts w:hAnsi="Georgia"/>
+          <w:i/>
+          <w:iCs/>
+          <w:sz w:val="20"/>
+          <w:szCs w:val="20"/>
+        </w:rPr>
+      </w:pPr>
+      <w:r>
+        <w:rPr>
+          <w:rFonts w:hAnsi="Georgia"/>
+          <w:i/>
+          <w:iCs/>
+          <w:sz w:val="20"/>
+          <w:szCs w:val="20"/>
+        </w:rPr>
+        <w:t>Research scholar</w:t>
+      </w:r>
+    </w:p>
+    <w:p>
+      <w:pPr>
+        <w:spacing w:line="240" w:lineRule="auto"/>
+        <w:jc w:val="center"/>
+        <w:rPr>
+          <w:rFonts w:hAnsi="Georgia"/>
+          <w:i/>
+          <w:iCs/>
+          <w:sz w:val="20"/>
+          <w:szCs w:val="20"/>
+        </w:rPr>
+      </w:pPr>
+      <w:r>
+        <w:rPr>
+          <w:rFonts w:hAnsi="Georgia"/>
+          <w:i/>
+          <w:iCs/>
+          <w:sz w:val="20"/>
+          <w:szCs w:val="20"/>
+        </w:rPr>
+        <w:t>Dept. of Computer Science</w:t>
+      </w:r>
+    </w:p>
+    <w:p>
+      <w:pPr>
+        <w:spacing w:line="240" w:lineRule="auto"/>
+        <w:jc w:val="center"/>
+        <w:rPr>
+          <w:rFonts w:hAnsi="Georgia"/>
+          <w:i/>
+          <w:iCs/>
+          <w:sz w:val="20"/>
+          <w:szCs w:val="20"/>
+        </w:rPr>
+      </w:pPr>
+      <w:r>
+        <w:rPr>
+          <w:rFonts w:hAnsi="Georgia"/>
+          <w:i/>
+          <w:iCs/>
+          <w:sz w:val="20"/>
+          <w:szCs w:val="20"/>
+        </w:rPr>
+        <w:t>Saveetha College of Liberal Arts and Sciences, SIMATS Deemed to be university</w:t>
+      </w:r>
+    </w:p>
+    <w:p>
+      <w:pPr>
+        <w:spacing w:line="240" w:lineRule="auto"/>
+        <w:jc w:val="center"/>
+        <w:rPr>
+          <w:rFonts w:hAnsi="Georgia"/>
+          <w:i/>
+          <w:iCs/>
+          <w:sz w:val="20"/>
+          <w:szCs w:val="20"/>
+        </w:rPr>
+      </w:pPr>
+      <w:r>
+        <w:rPr>
+          <w:rFonts w:hAnsi="Georgia"/>
+          <w:i/>
+          <w:iCs/>
+          <w:sz w:val="20"/>
+          <w:szCs w:val="20"/>
+        </w:rPr>
+        <w:t xml:space="preserve">Address: Saveetha Nagar, </w:t>
+      </w:r>
+      <w:proofErr w:type="spellStart"/>
+      <w:r>
+        <w:rPr>
+          <w:rFonts w:hAnsi="Georgia"/>
+          <w:i/>
+          <w:iCs/>
+          <w:sz w:val="20"/>
+          <w:szCs w:val="20"/>
+        </w:rPr>
+        <w:t>Thandalam</w:t>
+      </w:r>
+      <w:proofErr w:type="spellEnd"/>
+      <w:r>
+        <w:rPr>
+          <w:rFonts w:hAnsi="Georgia"/>
+          <w:i/>
+          <w:iCs/>
+          <w:sz w:val="20"/>
+          <w:szCs w:val="20"/>
+        </w:rPr>
+        <w:t xml:space="preserve"> , Chennai</w:t>
+      </w:r>
+    </w:p>
+    <w:p>
+      <w:pPr>
+        <w:spacing w:line="240" w:lineRule="auto"/>
+        <w:jc w:val="center"/>
+        <w:rPr>
+          <w:rFonts w:hAnsi="Georgia"/>
+          <w:i/>
+          <w:iCs/>
+          <w:sz w:val="20"/>
+          <w:szCs w:val="20"/>
+        </w:rPr>
+      </w:pPr>
+      <w:r>
+        <w:rPr>
+          <w:rFonts w:hAnsi="Georgia"/>
+          <w:i/>
+          <w:iCs/>
+          <w:sz w:val="20"/>
+          <w:szCs w:val="20"/>
+        </w:rPr>
+        <w:t>Pin code: 602105</w:t>
+      </w:r>
+    </w:p>
+    <w:p>
+      <w:pPr>
+        <w:spacing w:line="240" w:lineRule="auto"/>
+        <w:jc w:val="center"/>
+        <w:rPr>
+          <w:rFonts w:hAnsi="Georgia"/>
+          <w:i/>
+          <w:iCs/>
+          <w:sz w:val="20"/>
+          <w:szCs w:val="20"/>
+        </w:rPr>
+      </w:pPr>
+      <w:r>
+        <w:rPr>
+          <w:rFonts w:hAnsi="Georgia"/>
+          <w:i/>
+          <w:iCs/>
+          <w:sz w:val="20"/>
+          <w:szCs w:val="20"/>
+        </w:rPr>
+        <w:t xml:space="preserve">Mail ID: </w:t>
+      </w:r>
+      <w:hyperlink r:id="rId9" w:history="1">
+        <w:r>
+          <w:rPr>
+            <w:rStyle w:val="Hyperlink"/>
+            <w:rFonts w:hAnsi="Georgia"/>
+            <w:i/>
+            <w:iCs/>
+            <w:sz w:val="20"/>
+            <w:szCs w:val="20"/>
+          </w:rPr>
+          <w:t>drponmurugan25@gmail.com</w:t>
+        </w:r>
+      </w:hyperlink>
+    </w:p>
+    <w:p>
+      <w:pPr>
+        <w:jc w:val="center"/>
+        <w:rPr>
+          <w:rFonts w:hAnsi="Georgia"/>
+          <w:i/>
+          <w:iCs/>
+          <w:sz w:val="20"/>
+          <w:szCs w:val="20"/>
+        </w:rPr>
+      </w:pPr>
+    </w:p>
+    <w:p>
+      <w:pPr>
+        <w:jc w:val="center"/>
+        <w:rPr>
+          <w:rFonts w:hAnsi="Georgia"/>
+          <w:i/>
+          <w:iCs/>
+          <w:sz w:val="20"/>
+          <w:szCs w:val="20"/>
+        </w:rPr>
+      </w:pPr>
+    </w:p>
+    <w:p>
+      <w:pPr>
+        <w:jc w:val="center"/>
+        <w:rPr>
+          <w:rFonts w:hAnsi="Georgia"/>
+          <w:i/>
+          <w:iCs/>
+          <w:sz w:val="20"/>
+          <w:szCs w:val="20"/>
+        </w:rPr>
+      </w:pPr>
+      <w:proofErr w:type="spellStart"/>
+      <w:r>
+        <w:rPr>
+          <w:rFonts w:hAnsi="Georgia"/>
+          <w:i/>
+          <w:iCs/>
+          <w:sz w:val="20"/>
+          <w:szCs w:val="20"/>
+        </w:rPr>
+        <w:t>T.Mahitha</w:t>
+      </w:r>
+      <w:proofErr w:type="spellEnd"/>
+    </w:p>
+    <w:p>
+      <w:pPr>
+        <w:jc w:val="center"/>
+        <w:rPr>
+          <w:rFonts w:hAnsi="Georgia"/>
+          <w:i/>
+          <w:iCs/>
+          <w:sz w:val="20"/>
+          <w:szCs w:val="20"/>
+        </w:rPr>
+      </w:pPr>
+      <w:r>
+        <w:rPr>
+          <w:rFonts w:hAnsi="Georgia"/>
+          <w:i/>
+          <w:iCs/>
+          <w:sz w:val="20"/>
+          <w:szCs w:val="20"/>
+        </w:rPr>
+        <w:t>Research Scholar</w:t>
+      </w:r>
+    </w:p>
+    <w:p>
+      <w:pPr>
+        <w:jc w:val="center"/>
+        <w:rPr>
+          <w:rFonts w:hAnsi="Georgia"/>
+          <w:i/>
+          <w:iCs/>
+          <w:sz w:val="20"/>
+          <w:szCs w:val="20"/>
+        </w:rPr>
+      </w:pPr>
+      <w:r>
+        <w:rPr>
+          <w:rFonts w:hAnsi="Georgia"/>
+          <w:i/>
+          <w:iCs/>
+          <w:sz w:val="20"/>
+          <w:szCs w:val="20"/>
+        </w:rPr>
+        <w:t>Dept. of Computer Science</w:t>
+      </w:r>
+    </w:p>
+    <w:p>
+      <w:pPr>
+        <w:jc w:val="center"/>
+        <w:rPr>
+          <w:rFonts w:hAnsi="Georgia"/>
+          <w:i/>
+          <w:iCs/>
+          <w:sz w:val="20"/>
+          <w:szCs w:val="20"/>
+        </w:rPr>
+      </w:pPr>
+      <w:r>
+        <w:rPr>
+          <w:rFonts w:hAnsi="Georgia"/>
+          <w:i/>
+          <w:iCs/>
+          <w:sz w:val="20"/>
+          <w:szCs w:val="20"/>
+        </w:rPr>
+        <w:t>Saveetha College of Liberal Arts and Sciences, SIMATS</w:t>
+      </w:r>
+      <w:r>
+        <w:rPr>
+          <w:rFonts w:hAnsi="Georgia"/>
+          <w:i/>
+          <w:iCs/>
+          <w:sz w:val="20"/>
+          <w:szCs w:val="20"/>
+        </w:rPr>
+        <w:t> </w:t>
+      </w:r>
+      <w:r>
+        <w:rPr>
+          <w:rFonts w:hAnsi="Georgia"/>
+          <w:i/>
+          <w:iCs/>
+          <w:sz w:val="20"/>
+          <w:szCs w:val="20"/>
+        </w:rPr>
+        <w:t>Deemed to be University</w:t>
+      </w:r>
+    </w:p>
+    <w:p>
+      <w:r>
+        <w:rPr>
+          <w:rFonts w:hAnsi="Georgia"/>
+          <w:i/>
+          <w:iCs/>
+          <w:sz w:val="20"/>
+          <w:szCs w:val="20"/>
+        </w:rPr>
+        <w:t xml:space="preserve">Mail ID: </w:t>
+      </w:r>
+      <w:hyperlink r:id="rId10" w:history="1">
+        <w:r>
+          <w:rPr>
+            <w:rStyle w:val="Hyperlink"/>
+            <w:rFonts w:hAnsi="Georgia"/>
+            <w:i/>
+            <w:iCs/>
+            <w:sz w:val="20"/>
+            <w:szCs w:val="20"/>
+          </w:rPr>
+          <w:t>mahithavaradhu@gmail.com</w:t>
+        </w:r>
+      </w:hyperlink>
+    </w:p>
     <w:p/>
-    <w:p/>
     <w:p>
       <w:r>
         <w:t>Abstract:</w:t>
@@ -48,23 +1438,8 @@
         <w:jc w:val="both"/>
       </w:pPr>
       <w:r>
-        <w:t xml:space="preserve">The burden of </w:t>
-      </w:r>
-      <w:proofErr w:type="gramStart"/>
-      <w:r>
-        <w:t>Chronic Kidney Disease</w:t>
-      </w:r>
-      <w:proofErr w:type="gramEnd"/>
-      <w:r>
-        <w:t xml:space="preserve"> (CKD) has long been known to be one of the most challenging issues that has affected hundreds of millions of the world’s </w:t>
-      </w:r>
-      <w:proofErr w:type="gramStart"/>
-      <w:r>
-        <w:t>population</w:t>
-      </w:r>
-      <w:proofErr w:type="gramEnd"/>
-      <w:r>
-        <w:t>, thereby contributing to cardiovascular morbidity, mortality, and healthcare expenses. The gradual progression and asymptomatic nature of the disease have always emphasized the early detection and timely treatment of the condition to prevent any further damage to the organ and the onset of end-stage renal failure. Proper stratification can aid the healthcare practitioners to identify the high-risk group and provide the best approach.</w:t>
+        <w:lastRenderedPageBreak/>
+        <w:t>The burden of Chronic Kidney Disease (CKD) has long been known to be one of the most challenging issues that has affected hundreds of millions of the world’s population, thereby contributing to cardiovascular morbidity, mortality, and healthcare expenses. The gradual progression and asymptomatic nature of the disease have always emphasized the early detection and timely treatment of the condition to prevent any further damage to the organ and the onset of end-stage renal failure. Proper stratification can aid the healthcare practitioners to identify the high-risk group and provide the best approach.</w:t>
       </w:r>
     </w:p>
     <w:p>
@@ -80,84 +1455,66 @@
         <w:t xml:space="preserve">Now that Electronic Health Records (EHRs) have become common, large-scale longitudinal clinical data have taken precedence in the field of predictive nephrology. The large volume of data collected by EHRs on various factors—lab results, </w:t>
       </w:r>
       <w:proofErr w:type="spellStart"/>
-      <w:proofErr w:type="gramStart"/>
       <w:r>
         <w:t>medications,co</w:t>
       </w:r>
       <w:proofErr w:type="spellEnd"/>
-      <w:proofErr w:type="gramEnd"/>
-      <w:r>
-        <w:t xml:space="preserve">-morbid conditions, and patient encounters—constitute the fertile ground on which ML predicts the onset and progression of CKD. Nevertheless, the reliability of the prediction </w:t>
+      <w:r>
+        <w:t>-morbid conditions, and patient encounters—constitute the fertile ground on which ML predicts the onset and progression of CKD. Nevertheless, the reliability of the prediction is largely contingent on the effective management of the complexities associated with missingness in the data, as is inherent in the clinical process.</w:t>
+      </w:r>
+    </w:p>
+    <w:p>
+      <w:pPr>
+        <w:jc w:val="both"/>
+      </w:pPr>
+      <w:r>
+        <w:t>1.2 Problem with Existing ML Models</w:t>
+      </w:r>
+    </w:p>
+    <w:p>
+      <w:pPr>
+        <w:jc w:val="both"/>
+      </w:pPr>
+      <w:r>
+        <w:t>Most of the prevailing ML-based techniques used currently for the risk prediction of CKD envisage the Missing At Random (MAR) process, where the probability of the missing values relies on the observed variables. However, in the real world, clinical variables are typically measured non-selectively based on the discretion of the physician or the perceived risk of the patient or the baseline abnormalities. They are mostly non-random, hence Missing Not At Random (MNAR).</w:t>
+      </w:r>
+    </w:p>
+    <w:p>
+      <w:pPr>
+        <w:jc w:val="both"/>
+      </w:pPr>
+    </w:p>
+    <w:p>
+      <w:pPr>
+        <w:jc w:val="both"/>
+      </w:pPr>
+      <w:r>
+        <w:t>Conventional models generally do not account for physician-driven bias within measurements, which is implicitly assumed to be equivalent to direct measurements of the severity of the disease. Realistically, however, there are complex confounding effects between the progression of the disease, the clinical suspicion, and the measurements obtained. For instance, those thought to be high-risk cases are closely monitored with denser and possibly biased measurements. Here, the model may inadvertently be measuring patterns of healthcare usage, not actual physiological deterioration.</w:t>
+      </w:r>
+    </w:p>
+    <w:p>
+      <w:pPr>
+        <w:jc w:val="both"/>
+      </w:pPr>
+      <w:r>
+        <w:t>1.3 Central Inspiration</w:t>
+      </w:r>
+    </w:p>
+    <w:p>
+      <w:pPr>
+        <w:jc w:val="both"/>
+      </w:pPr>
+    </w:p>
+    <w:p>
+      <w:pPr>
+        <w:jc w:val="both"/>
+      </w:pPr>
+      <w:r>
+        <w:t xml:space="preserve">A core assumption of this work is that clinical measures are modulated by two interdependent factors: the patient's actual physiological state and the clinician's diagnostic intent. The physiological state captures latent biological processes underlying renal function and systemic health. Diagnostic intent determines whether, and at what </w:t>
       </w:r>
       <w:r>
         <w:lastRenderedPageBreak/>
-        <w:t>is largely contingent on the effective management of the complexities associated with missingness in the data, as is inherent in the clinical process.</w:t>
-      </w:r>
-    </w:p>
-    <w:p>
-      <w:pPr>
-        <w:jc w:val="both"/>
-      </w:pPr>
-      <w:r>
-        <w:t>1.2 Problem with Existing ML Models</w:t>
-      </w:r>
-    </w:p>
-    <w:p>
-      <w:pPr>
-        <w:jc w:val="both"/>
-      </w:pPr>
-      <w:r>
-        <w:t xml:space="preserve">Most of the prevailing ML-based techniques used currently for the risk prediction of CKD envisage the Missing </w:t>
-      </w:r>
-      <w:proofErr w:type="gramStart"/>
-      <w:r>
-        <w:t>At</w:t>
-      </w:r>
-      <w:proofErr w:type="gramEnd"/>
-      <w:r>
-        <w:t xml:space="preserve"> Random (MAR) process, where the probability of the missing values relies on the observed variables. However, in the real world, clinical variables are typically measured non-selectively based on the discretion of the physician or the perceived risk of the patient or the baseline abnormalities. They are mostly non-random, hence Missing Not </w:t>
-      </w:r>
-      <w:proofErr w:type="gramStart"/>
-      <w:r>
-        <w:t>At</w:t>
-      </w:r>
-      <w:proofErr w:type="gramEnd"/>
-      <w:r>
-        <w:t xml:space="preserve"> Random (MNAR).</w:t>
-      </w:r>
-    </w:p>
-    <w:p>
-      <w:pPr>
-        <w:jc w:val="both"/>
-      </w:pPr>
-    </w:p>
-    <w:p>
-      <w:pPr>
-        <w:jc w:val="both"/>
-      </w:pPr>
-      <w:r>
-        <w:t>Conventional models generally do not account for physician-driven bias within measurements, which is implicitly assumed to be equivalent to direct measurements of the severity of the disease. Realistically, however, there are complex confounding effects between the progression of the disease, the clinical suspicion, and the measurements obtained. For instance, those thought to be high-risk cases are closely monitored with denser and possibly biased measurements. Here, the model may inadvertently be measuring patterns of healthcare usage, not actual physiological deterioration.</w:t>
-      </w:r>
-    </w:p>
-    <w:p>
-      <w:pPr>
-        <w:jc w:val="both"/>
-      </w:pPr>
-      <w:r>
-        <w:t>1.3 Central Inspiration</w:t>
-      </w:r>
-    </w:p>
-    <w:p>
-      <w:pPr>
-        <w:jc w:val="both"/>
-      </w:pPr>
-    </w:p>
-    <w:p>
-      <w:pPr>
-        <w:jc w:val="both"/>
-      </w:pPr>
-      <w:r>
-        <w:t xml:space="preserve">A core assumption of this work is that clinical measures are modulated by two interdependent factors: the patient's actual physiological state and the clinician's diagnostic intent. The physiological state captures latent biological processes underlying renal function and systemic health. Diagnostic intent determines whether, and at what times, specific tests are ordered. As a result, naïve predictive </w:t>
+        <w:t xml:space="preserve">times, specific tests are ordered. As a result, naïve predictive </w:t>
       </w:r>
       <w:proofErr w:type="spellStart"/>
       <w:r>
@@ -220,161 +1577,138 @@
       </w:r>
       <w:proofErr w:type="spellEnd"/>
       <w:r>
-        <w:t xml:space="preserve"> framework for Causal-M3 that explicitly models physician-driven missingness mechanisms. To achieve the approach, the framework incorporates an intent-state disentanglement module that separates </w:t>
-      </w:r>
+        <w:t xml:space="preserve"> framework for Causal-M3 that explicitly models physician-driven missingness mechanisms. To achieve the approach, the framework incorporates an intent-state disentanglement module that separates latent physiological representations from measurement-intent representations. Further integrating causal regularization and MNAR-aware representation learning empowers the model to achieve robust CKD progression prediction. The model will be tested across heterogeneous longitudinal datasets; the testing results indicate significantly improved generalization, calibration, and resilience to distributional shifts with respect to conventional machine learning methods.</w:t>
+      </w:r>
+    </w:p>
+    <w:p>
+      <w:pPr>
+        <w:jc w:val="both"/>
+      </w:pPr>
+      <w:r>
+        <w:t>II. Background and Theoretical Foundations</w:t>
+      </w:r>
+    </w:p>
+    <w:p>
+      <w:pPr>
+        <w:jc w:val="both"/>
+      </w:pPr>
+      <w:r>
+        <w:t>2.1 Chronic Kidney Disease (CKD): Clinical Overview**</w:t>
+      </w:r>
+    </w:p>
+    <w:p>
+      <w:pPr>
+        <w:jc w:val="both"/>
+      </w:pPr>
+    </w:p>
+    <w:p>
+      <w:pPr>
+        <w:jc w:val="both"/>
+      </w:pPr>
+      <w:r>
+        <w:t>A slow-progressing condition that is characterized by structural or functional abnormalities of the kidneys persisting for more than three months is called Chronic Kidney Disease (CKD). CKD represents progressive deterioration of the performance of the kidneys. Stagewise determination of the progression of CKD is conducted using the estimated Glomerular Filtration Rates (GFR), a quantitative measure of the filtration capacity of the kidneys. CKD is divided into several stages ranging from G1 to G5, with a decrease in the values of the estimated GFR levels. Notably, the progression of CKD is characterized by continuous decreases in the levels of the estimated GFR levels that are prominently related with the risks of cardiovascular disease, hospitalization, and deaths. In addition to the levels of the estimated GFR levels, the levels of Albuminuria—a condition characterized by elevated levels of urinary protein—are a critical outcome of CKD. CKD is often accompanied by other systemwide comorbidities such as diabetes mellitus and hypertension—affecting the kidneys—the major contributing factors to the progression of CKD. The comorbidities often establish multifaceted pathophysiological processes that complicate the progression of CKD.</w:t>
+      </w:r>
+    </w:p>
+    <w:p>
+      <w:pPr>
+        <w:jc w:val="both"/>
+      </w:pPr>
+    </w:p>
+    <w:p>
+      <w:pPr>
+        <w:jc w:val="both"/>
+      </w:pPr>
+      <w:r>
+        <w:t>2.2 Risk Stratification in CKD</w:t>
+      </w:r>
+    </w:p>
+    <w:p>
+      <w:pPr>
+        <w:jc w:val="both"/>
+      </w:pPr>
+    </w:p>
+    <w:p>
+      <w:pPr>
+        <w:jc w:val="both"/>
+      </w:pPr>
+      <w:r>
+        <w:t xml:space="preserve">The purpose of stratification of CKD patients is to identify those patients who are at significant danger of quick decline in real renal capacities or cardiovascular events, or end-stage kidney diseases. The traditional statistical approaches of using logistic regression and Cox proportional hazards models are most common and widely accepted and interpreted well; however, they have drawbacks such as linearity of the relationships and the assumption of proportional hazards. More recently, deep learning techniques such as RNNs, LSTMs, and transformer architectures have been successfully applied to EHR datasets. However, as discussed previously, these both statistical and deep learning models are built on purely observational data without incorporating the effects of differential testing practices and </w:t>
+      </w:r>
+      <w:proofErr w:type="spellStart"/>
+      <w:r>
+        <w:t>nonrandom</w:t>
+      </w:r>
+      <w:proofErr w:type="spellEnd"/>
+      <w:r>
+        <w:t xml:space="preserve"> missing values, which may cause significant bias in the models and might be reflecting healthcare utilization instead of real disease progression.</w:t>
+      </w:r>
+    </w:p>
+    <w:p>
+      <w:pPr>
+        <w:jc w:val="both"/>
+      </w:pPr>
+      <w:r>
+        <w:t>2.3 Missing Data in Healthcare</w:t>
+      </w:r>
+    </w:p>
+    <w:p>
+      <w:pPr>
+        <w:jc w:val="both"/>
+      </w:pPr>
+    </w:p>
+    <w:p>
+      <w:pPr>
+        <w:jc w:val="both"/>
+      </w:pPr>
+      <w:r>
+        <w:t>In any healthcare data, it has been observed that missing data is very common, which can further be divided into MCAR, MAR, and MNAR. It has been observed that in many cases, it is assumed that the data is Missing At Random, but in the case of CKD data, it has been observed that the data is Missing Not At Random, as in most cases the tests, such as serum creatinine tests or tests to check the levels of albumin in the urine, are conducted based on the suspicion of the results of the previously conducted test, thus reflecting the symptoms of the underlying disease.</w:t>
+      </w:r>
+    </w:p>
+    <w:p>
+      <w:pPr>
+        <w:jc w:val="both"/>
+      </w:pPr>
+    </w:p>
+    <w:p>
+      <w:pPr>
+        <w:jc w:val="both"/>
+      </w:pPr>
+      <w:r>
+        <w:t>2.4 Causal Inference in Healthcare</w:t>
+      </w:r>
+    </w:p>
+    <w:p>
+      <w:pPr>
+        <w:jc w:val="both"/>
+      </w:pPr>
+    </w:p>
+    <w:p>
+      <w:pPr>
+        <w:jc w:val="both"/>
+      </w:pPr>
+      <w:r>
+        <w:t xml:space="preserve">Overall, causal inference helps create a systematic framework for complex dependencies in observational healthcare data. Structural Causal Models (SCMs) and Directed Acyclic Graphs (DAGs) have been employed for </w:t>
+      </w:r>
+      <w:proofErr w:type="spellStart"/>
+      <w:r>
+        <w:t>modeling</w:t>
+      </w:r>
+      <w:proofErr w:type="spellEnd"/>
+      <w:r>
+        <w:t xml:space="preserve"> various healthcare data, including physiological states, decisions, treatments, and their outcomes. However, due to treatment-measurement feedback effects, it has been identified that various observations tend to increase when they deviate from normal ranges, thereby leading to decided action. With counterfactual inference, hypothetical situations can be evaluated, allowing for an unbiased risk evaluation.</w:t>
+      </w:r>
+    </w:p>
+    <w:p>
+      <w:pPr>
+        <w:jc w:val="both"/>
+      </w:pPr>
+    </w:p>
+    <w:p>
+      <w:pPr>
+        <w:jc w:val="both"/>
+      </w:pPr>
       <w:r>
         <w:lastRenderedPageBreak/>
-        <w:t>latent physiological representations from measurement-intent representations. Further integrating causal regularization and MNAR-aware representation learning empowers the model to achieve robust CKD progression prediction. The model will be tested across heterogeneous longitudinal datasets; the testing results indicate significantly improved generalization, calibration, and resilience to distributional shifts with respect to conventional machine learning methods.</w:t>
-      </w:r>
-    </w:p>
-    <w:p>
-      <w:pPr>
-        <w:jc w:val="both"/>
-      </w:pPr>
-      <w:r>
-        <w:t>II. Background and Theoretical Foundations</w:t>
-      </w:r>
-    </w:p>
-    <w:p>
-      <w:pPr>
-        <w:jc w:val="both"/>
-      </w:pPr>
-      <w:r>
-        <w:t xml:space="preserve">2.1 </w:t>
-      </w:r>
-      <w:proofErr w:type="gramStart"/>
-      <w:r>
-        <w:t>Chronic Kidney Disease</w:t>
-      </w:r>
-      <w:proofErr w:type="gramEnd"/>
-      <w:r>
-        <w:t xml:space="preserve"> (CKD): Clinical Overview**</w:t>
-      </w:r>
-    </w:p>
-    <w:p>
-      <w:pPr>
-        <w:jc w:val="both"/>
-      </w:pPr>
-    </w:p>
-    <w:p>
-      <w:pPr>
-        <w:jc w:val="both"/>
-      </w:pPr>
-      <w:r>
-        <w:t xml:space="preserve">A slow-progressing condition that is characterized by structural or functional abnormalities of the kidneys persisting for more than three months is called </w:t>
-      </w:r>
-      <w:proofErr w:type="gramStart"/>
-      <w:r>
-        <w:t>Chronic Kidney Disease</w:t>
-      </w:r>
-      <w:proofErr w:type="gramEnd"/>
-      <w:r>
-        <w:t xml:space="preserve"> (CKD). CKD represents progressive deterioration of the performance of the kidneys. Stagewise determination of the progression of CKD is conducted using the estimated Glomerular Filtration Rates (GFR), a quantitative measure of the filtration capacity of the kidneys. CKD is divided into several stages ranging from G1 to G5, with a decrease in the values of the estimated GFR levels. Notably, the progression of CKD is characterized by continuous decreases in the levels of the estimated GFR levels that are prominently related with the risks of cardiovascular disease, hospitalization, and deaths. In addition to the levels of the estimated GFR levels, the levels of Albuminuria—a condition characterized by elevated levels of urinary protein—are a critical outcome of CKD. CKD is often accompanied by other systemwide comorbidities such as diabetes mellitus and hypertension—affecting the kidneys—the major contributing factors to the progression of CKD. The comorbidities often establish multifaceted pathophysiological processes that complicate the progression of CKD.</w:t>
-      </w:r>
-    </w:p>
-    <w:p>
-      <w:pPr>
-        <w:jc w:val="both"/>
-      </w:pPr>
-    </w:p>
-    <w:p>
-      <w:pPr>
-        <w:jc w:val="both"/>
-      </w:pPr>
-      <w:r>
-        <w:t>2.2 Risk Stratification in CKD</w:t>
-      </w:r>
-    </w:p>
-    <w:p>
-      <w:pPr>
-        <w:jc w:val="both"/>
-      </w:pPr>
-    </w:p>
-    <w:p>
-      <w:pPr>
-        <w:jc w:val="both"/>
-      </w:pPr>
-      <w:r>
-        <w:t xml:space="preserve">The purpose of stratification of CKD patients is to identify those patients who are at significant danger of quick decline in real renal capacities or cardiovascular events, or end-stage kidney diseases. The traditional statistical approaches of using logistic regression and Cox proportional hazards models are most common and widely accepted and interpreted well; however, they have drawbacks such as linearity of the relationships and the assumption of proportional hazards. More recently, deep learning techniques such as RNNs, LSTMs, and transformer architectures have been successfully applied to EHR datasets. However, as discussed previously, these both statistical and deep learning models are built on purely observational data without incorporating the effects of differential testing practices and </w:t>
-      </w:r>
-      <w:proofErr w:type="spellStart"/>
-      <w:r>
-        <w:t>nonrandom</w:t>
-      </w:r>
-      <w:proofErr w:type="spellEnd"/>
-      <w:r>
-        <w:t xml:space="preserve"> missing values, which may cause </w:t>
-      </w:r>
-      <w:r>
-        <w:lastRenderedPageBreak/>
-        <w:t>significant bias in the models and might be reflecting healthcare utilization instead of real disease progression.</w:t>
-      </w:r>
-    </w:p>
-    <w:p>
-      <w:pPr>
-        <w:jc w:val="both"/>
-      </w:pPr>
-      <w:r>
-        <w:t>2.3 Missing Data in Healthcare</w:t>
-      </w:r>
-    </w:p>
-    <w:p>
-      <w:pPr>
-        <w:jc w:val="both"/>
-      </w:pPr>
-    </w:p>
-    <w:p>
-      <w:pPr>
-        <w:jc w:val="both"/>
-      </w:pPr>
-      <w:r>
-        <w:t>In any healthcare data, it has been observed that missing data is very common, which can further be divided into MCAR, MAR, and MNAR. It has been observed that in many cases, it is assumed that the data is Missing At Random, but in the case of CKD data, it has been observed that the data is Missing Not At Random, as in most cases the tests, such as serum creatinine tests or tests to check the levels of albumin in the urine, are conducted based on the suspicion of the results of the previously conducted test, thus reflecting the symptoms of the underlying disease.</w:t>
-      </w:r>
-    </w:p>
-    <w:p>
-      <w:pPr>
-        <w:jc w:val="both"/>
-      </w:pPr>
-    </w:p>
-    <w:p>
-      <w:pPr>
-        <w:jc w:val="both"/>
-      </w:pPr>
-      <w:r>
-        <w:t>2.4 Causal Inference in Healthcare</w:t>
-      </w:r>
-    </w:p>
-    <w:p>
-      <w:pPr>
-        <w:jc w:val="both"/>
-      </w:pPr>
-    </w:p>
-    <w:p>
-      <w:pPr>
-        <w:jc w:val="both"/>
-      </w:pPr>
-      <w:r>
-        <w:t xml:space="preserve">Overall, causal inference helps create a systematic framework for complex dependencies in observational healthcare data. Structural Causal Models (SCMs) and Directed Acyclic Graphs (DAGs) have been employed for </w:t>
-      </w:r>
-      <w:proofErr w:type="spellStart"/>
-      <w:r>
-        <w:t>modeling</w:t>
-      </w:r>
-      <w:proofErr w:type="spellEnd"/>
-      <w:r>
-        <w:t xml:space="preserve"> various healthcare data, including physiological states, decisions, treatments, and their outcomes. However, due to treatment-measurement feedback effects, it has been identified that various observations tend to increase when they deviate from normal ranges, thereby leading to decided action. With counterfactual inference, hypothetical situations can be evaluated, allowing for an unbiased risk evaluation.</w:t>
-      </w:r>
-    </w:p>
-    <w:p>
-      <w:pPr>
-        <w:jc w:val="both"/>
-      </w:pPr>
-    </w:p>
-    <w:p>
-      <w:pPr>
-        <w:jc w:val="both"/>
-      </w:pPr>
-      <w:r>
         <w:t>Here is your content cleaned and properly formatted, using the same words without adding or removing meaning:</w:t>
       </w:r>
     </w:p>
@@ -384,7 +1718,7 @@
       </w:pPr>
       <w:r>
         <w:pict w14:anchorId="5DDD0B61">
-          <v:rect id="_x0000_i1037" style="width:0;height:1.5pt" o:hralign="center" o:hrstd="t" o:hr="t" fillcolor="#a0a0a0" stroked="f"/>
+          <v:rect id="_x0000_i1025" style="width:0;height:1.5pt" o:hralign="center" o:hrstd="t" o:hr="t" fillcolor="#a0a0a0" stroked="f"/>
         </w:pict>
       </w:r>
     </w:p>
@@ -425,58 +1759,17 @@
         <w:jc w:val="both"/>
       </w:pPr>
       <w:r>
-        <w:t xml:space="preserve">Consider a longitudinal observational Electronic Health Record (EHR) setting in which patient data are collected during routine clinical care. Let </w:t>
-      </w:r>
-      <w:proofErr w:type="gramStart"/>
-      <w:r>
-        <w:t>( S</w:t>
-      </w:r>
-      <w:proofErr w:type="gramEnd"/>
-      <w:r>
-        <w:t xml:space="preserve"> ) be the latent physiological state governing true renal function and disease progression, </w:t>
-      </w:r>
-      <w:proofErr w:type="gramStart"/>
-      <w:r>
-        <w:t>( I</w:t>
-      </w:r>
-      <w:proofErr w:type="gramEnd"/>
-      <w:r>
-        <w:t xml:space="preserve"> ) be the latent clinical intent reflecting physician judgment and diagnostic decisions, </w:t>
-      </w:r>
-      <w:proofErr w:type="gramStart"/>
-      <w:r>
-        <w:t>( M</w:t>
-      </w:r>
-      <w:proofErr w:type="gramEnd"/>
-      <w:r>
-        <w:t xml:space="preserve"> ) be the measurement indicator specifying whether a laboratory test is observed, </w:t>
-      </w:r>
-      <w:proofErr w:type="gramStart"/>
-      <w:r>
-        <w:t>( X</w:t>
-      </w:r>
-      <w:proofErr w:type="gramEnd"/>
-      <w:r>
-        <w:t xml:space="preserve"> ) be the observed laboratory values, and </w:t>
-      </w:r>
-      <w:proofErr w:type="gramStart"/>
-      <w:r>
-        <w:t>( Y</w:t>
-      </w:r>
-      <w:proofErr w:type="gramEnd"/>
-      <w:r>
-        <w:t xml:space="preserve"> ) be the downstream CKD progression outcome. In practice, laboratory measurements are not taken uniformly but rather testing decisions are based on both the </w:t>
-      </w:r>
-      <w:r>
-        <w:lastRenderedPageBreak/>
-        <w:t>underlying physiological condition of the patient and suspicion of the clinician. Thus, the measurement mechanism satisfies</w:t>
-      </w:r>
-    </w:p>
-    <w:p>
-      <w:pPr>
-        <w:jc w:val="both"/>
-      </w:pPr>
-      <w:r>
+        <w:t>Consider a longitudinal observational Electronic Health Record (EHR) setting in which patient data are collected during routine clinical care. Let ( S ) be the latent physiological state governing true renal function and disease progression, ( I ) be the latent clinical intent reflecting physician judgment and diagnostic decisions, ( M ) be the measurement indicator specifying whether a laboratory test is observed, ( X ) be the observed laboratory values, and ( Y ) be the downstream CKD progression outcome. In practice, laboratory measurements are not taken uniformly but rather testing decisions are based on both the underlying physiological condition of the patient and suspicion of the clinician. Thus, the measurement mechanism satisfies</w:t>
+      </w:r>
+    </w:p>
+    <w:p>
+      <w:pPr>
+        <w:jc w:val="both"/>
+      </w:pPr>
+      <w:r>
+        <w:rPr>
+          <w:noProof/>
+        </w:rPr>
         <w:drawing>
           <wp:inline distT="0" distB="0" distL="0" distR="0" wp14:anchorId="6A68D188" wp14:editId="523B3D60">
             <wp:extent cx="2476715" cy="548688"/>
@@ -493,7 +1786,7 @@
                     <pic:cNvPicPr/>
                   </pic:nvPicPr>
                   <pic:blipFill>
-                    <a:blip r:embed="rId5"/>
+                    <a:blip r:embed="rId11"/>
                     <a:stretch>
                       <a:fillRect/>
                     </a:stretch>
@@ -536,7 +1829,7 @@
       </w:pPr>
       <w:r>
         <w:pict w14:anchorId="040A5FC2">
-          <v:rect id="_x0000_i1038" style="width:0;height:1.5pt" o:hralign="center" o:hrstd="t" o:hr="t" fillcolor="#a0a0a0" stroked="f"/>
+          <v:rect id="_x0000_i1026" style="width:0;height:1.5pt" o:hralign="center" o:hrstd="t" o:hr="t" fillcolor="#a0a0a0" stroked="f"/>
         </w:pict>
       </w:r>
     </w:p>
@@ -561,58 +1854,15 @@
         <w:jc w:val="both"/>
       </w:pPr>
       <w:r>
-        <w:t xml:space="preserve">To represent these relationships, we use a Structural Causal Model (SCM) structure. The latent clinical intent variable </w:t>
-      </w:r>
-      <w:proofErr w:type="gramStart"/>
-      <w:r>
-        <w:t>( I</w:t>
-      </w:r>
-      <w:proofErr w:type="gramEnd"/>
-      <w:r>
-        <w:t xml:space="preserve"> ) is represented as a function of past observations and patient history. The measurement indicator </w:t>
-      </w:r>
-      <w:proofErr w:type="gramStart"/>
-      <w:r>
-        <w:t>( M</w:t>
-      </w:r>
-      <w:proofErr w:type="gramEnd"/>
-      <w:r>
-        <w:t xml:space="preserve"> ) is causally driven by clinical intent and possibly the underlying physiological state. The observed laboratory values </w:t>
-      </w:r>
-      <w:proofErr w:type="gramStart"/>
-      <w:r>
-        <w:t>( X</w:t>
-      </w:r>
-      <w:proofErr w:type="gramEnd"/>
-      <w:r>
-        <w:t xml:space="preserve"> ) are generated conditionally on both the measurement process and the latent state, and the clinical outcome </w:t>
-      </w:r>
-      <w:proofErr w:type="gramStart"/>
-      <w:r>
-        <w:t>( Y</w:t>
-      </w:r>
-      <w:proofErr w:type="gramEnd"/>
-      <w:r>
-        <w:t xml:space="preserve"> ) is driven mainly by the true underlying physiological state </w:t>
-      </w:r>
-      <w:proofErr w:type="gramStart"/>
-      <w:r>
-        <w:t>( S</w:t>
-      </w:r>
-      <w:proofErr w:type="gramEnd"/>
-      <w:r>
-        <w:t xml:space="preserve"> ).</w:t>
-      </w:r>
-    </w:p>
-    <w:p>
-      <w:pPr>
-        <w:jc w:val="both"/>
-      </w:pPr>
-      <w:r>
-        <w:t>3.3</w:t>
-      </w:r>
-      <w:r>
-        <w:t xml:space="preserve"> </w:t>
+        <w:t>To represent these relationships, we use a Structural Causal Model (SCM) structure. The latent clinical intent variable ( I ) is represented as a function of past observations and patient history. The measurement indicator ( M ) is causally driven by clinical intent and possibly the underlying physiological state. The observed laboratory values ( X ) are generated conditionally on both the measurement process and the latent state, and the clinical outcome ( Y ) is driven mainly by the true underlying physiological state ( S ).</w:t>
+      </w:r>
+    </w:p>
+    <w:p>
+      <w:pPr>
+        <w:jc w:val="both"/>
+      </w:pPr>
+      <w:r>
+        <w:t xml:space="preserve">3.3 </w:t>
       </w:r>
       <w:r>
         <w:t>Objective</w:t>
@@ -628,39 +1878,19 @@
         <w:jc w:val="both"/>
       </w:pPr>
       <w:r>
-        <w:t xml:space="preserve">The aim of the current study is to develop a strong latent representation from the incomplete EHR data, where the true physiological signals are separated from the manner in which clinicians prefer to measure and observe them. As lab results (X) as well as the process of measurement and observation (M) depend on the degree to which the patient is suffering from the disease, the learned model may end up mixing both X and M. In order to prevent this, the learned representation is split into two parts: the "signal representation" </w:t>
-      </w:r>
-      <w:proofErr w:type="gramStart"/>
-      <w:r>
-        <w:t>\( Z</w:t>
-      </w:r>
-      <w:proofErr w:type="gramEnd"/>
-      <w:r>
-        <w:t xml:space="preserve">_s \), which represents the physiological state related to CKD progression, and the "individual representation" </w:t>
-      </w:r>
-      <w:proofErr w:type="gramStart"/>
-      <w:r>
-        <w:t xml:space="preserve">\( </w:t>
+        <w:t xml:space="preserve">The aim of the current study is to develop a strong latent representation from the incomplete EHR data, where the true physiological signals are separated from the manner in which clinicians prefer to measure and observe them. As lab results (X) as well as the process of measurement and observation (M) depend on the degree to which the patient is suffering from the disease, the learned model may end up mixing both X and M. </w:t>
+      </w:r>
+      <w:r>
+        <w:lastRenderedPageBreak/>
+        <w:t xml:space="preserve">In order to prevent this, the learned representation is split into two parts: the "signal representation" \( Z_s \), which represents the physiological state related to CKD progression, and the "individual representation" \( </w:t>
       </w:r>
       <w:proofErr w:type="spellStart"/>
       <w:r>
-        <w:t>Z</w:t>
-      </w:r>
-      <w:proofErr w:type="gramEnd"/>
-      <w:r>
-        <w:t>_i</w:t>
+        <w:t>Z_i</w:t>
       </w:r>
       <w:proofErr w:type="spellEnd"/>
       <w:r>
-        <w:t xml:space="preserve"> \), which is used to capture the "hidden" clinical intent and manner. The upcoming prediction model is carried out on the signal representation </w:t>
-      </w:r>
-      <w:proofErr w:type="gramStart"/>
-      <w:r>
-        <w:t>\( Z</w:t>
-      </w:r>
-      <w:proofErr w:type="gramEnd"/>
-      <w:r>
-        <w:t>_s \), where only the disease-related variables are predicted, without the bias from MNAR in the process of measurement.</w:t>
+        <w:t xml:space="preserve"> \), which is used to capture the "hidden" clinical intent and manner. The upcoming prediction model is carried out on the signal representation \( Z_s \), where only the disease-related variables are predicted, without the bias from MNAR in the process of measurement.</w:t>
       </w:r>
     </w:p>
     <w:p>
@@ -697,19 +1927,7 @@
       </w:r>
       <w:proofErr w:type="spellEnd"/>
       <w:r>
-        <w:t xml:space="preserve">." The concept of Causal-M3 is designed to "make the interactions between the patient's physiological status, the actions taken by the clinicians, and the data collection process </w:t>
-      </w:r>
-      <w:r>
-        <w:lastRenderedPageBreak/>
-        <w:t xml:space="preserve">explicit in the case of MNAR (Missing Not </w:t>
-      </w:r>
-      <w:proofErr w:type="gramStart"/>
-      <w:r>
-        <w:t>At</w:t>
-      </w:r>
-      <w:proofErr w:type="gramEnd"/>
-      <w:r>
-        <w:t xml:space="preserve"> Random) missingness." The idea of representation learning, along with the concept of causality, is used to "disentangle the process by which clinicians order tests from the process by which diseases progress in order to improve robustness in the risk stratification of CKD."</w:t>
+        <w:t>." The concept of Causal-M3 is designed to "make the interactions between the patient's physiological status, the actions taken by the clinicians, and the data collection process explicit in the case of MNAR (Missing Not At Random) missingness." The idea of representation learning, along with the concept of causality, is used to "disentangle the process by which clinicians order tests from the process by which diseases progress in order to improve robustness in the risk stratification of CKD."</w:t>
       </w:r>
     </w:p>
     <w:p>
@@ -862,7 +2080,6 @@
         <w:jc w:val="both"/>
       </w:pPr>
       <w:r>
-        <w:lastRenderedPageBreak/>
         <w:t xml:space="preserve">The technique jointly encodes the measurements and the missingness mask by variational inference. The training process of the model is the combination of three loss terms: the reconstruction loss term, ensuring the reproduction of the observed lab measurements, the missingness </w:t>
       </w:r>
       <w:proofErr w:type="spellStart"/>
@@ -871,15 +2088,7 @@
       </w:r>
       <w:proofErr w:type="spellEnd"/>
       <w:r>
-        <w:t xml:space="preserve"> loss term, which encodes the dependency of the latent space on the </w:t>
-      </w:r>
-      <w:proofErr w:type="gramStart"/>
-      <w:r>
-        <w:t>measurements</w:t>
-      </w:r>
-      <w:proofErr w:type="gramEnd"/>
-      <w:r>
-        <w:t xml:space="preserve"> indicator, and the KL divergence loss term, used as a regularization for the latent space. The overall process is directed towards the principal representation learning technique that is robust for MNAR aware CKD risk prediction.</w:t>
+        <w:t xml:space="preserve"> loss term, which encodes the dependency of the latent space on the measurements indicator, and the KL divergence loss term, used as a regularization for the latent space. The overall process is directed towards the principal representation learning technique that is robust for MNAR aware CKD risk prediction.</w:t>
       </w:r>
     </w:p>
     <w:p>
@@ -923,71 +2132,15 @@
       </w:r>
       <w:proofErr w:type="spellEnd"/>
       <w:r>
-        <w:t xml:space="preserve"> as a latent evolving feature that approximates how physicians make decisions about what tests to run. For specificity, it is given that at time </w:t>
-      </w:r>
-      <w:proofErr w:type="gramStart"/>
-      <w:r>
-        <w:t>( t</w:t>
-      </w:r>
-      <w:proofErr w:type="gramEnd"/>
-      <w:r>
-        <w:t xml:space="preserve"> ), </w:t>
-      </w:r>
-      <w:proofErr w:type="gramStart"/>
-      <w:r>
-        <w:t xml:space="preserve">( </w:t>
+        <w:t xml:space="preserve"> as a latent evolving feature that approximates how physicians make decisions about what tests to run. For specificity, it is given that at time ( t ), ( </w:t>
       </w:r>
       <w:proofErr w:type="spellStart"/>
       <w:r>
-        <w:t>I</w:t>
-      </w:r>
-      <w:proofErr w:type="gramEnd"/>
-      <w:r>
-        <w:t>_</w:t>
-      </w:r>
-      <w:proofErr w:type="gramStart"/>
-      <w:r>
-        <w:t>t</w:t>
+        <w:t>I_t</w:t>
       </w:r>
       <w:proofErr w:type="spellEnd"/>
       <w:r>
-        <w:t xml:space="preserve"> )</w:t>
-      </w:r>
-      <w:proofErr w:type="gramEnd"/>
-      <w:r>
-        <w:t xml:space="preserve"> is a function of history up to the last step for the patient, </w:t>
-      </w:r>
-      <w:proofErr w:type="gramStart"/>
-      <w:r>
-        <w:t>( H</w:t>
-      </w:r>
-      <w:proofErr w:type="gramEnd"/>
-      <w:r>
-        <w:t>_{t-1</w:t>
-      </w:r>
-      <w:proofErr w:type="gramStart"/>
-      <w:r>
-        <w:t>} )</w:t>
-      </w:r>
-      <w:proofErr w:type="gramEnd"/>
-      <w:r>
-        <w:t xml:space="preserve">, as well as lab data up to that last step, </w:t>
-      </w:r>
-      <w:proofErr w:type="gramStart"/>
-      <w:r>
-        <w:t>( X</w:t>
-      </w:r>
-      <w:proofErr w:type="gramEnd"/>
-      <w:r>
-        <w:t>_{t-1</w:t>
-      </w:r>
-      <w:proofErr w:type="gramStart"/>
-      <w:r>
-        <w:t>} )</w:t>
-      </w:r>
-      <w:proofErr w:type="gramEnd"/>
-      <w:r>
-        <w:t>:</w:t>
+        <w:t xml:space="preserve"> ) is a function of history up to the last step for the patient, ( H_{t-1} ), as well as lab data up to that last step, ( X_{t-1} ):</w:t>
       </w:r>
     </w:p>
     <w:p>
@@ -996,6 +2149,9 @@
         <w:ind w:left="360"/>
       </w:pPr>
       <w:r>
+        <w:rPr>
+          <w:noProof/>
+        </w:rPr>
         <w:drawing>
           <wp:inline distT="0" distB="0" distL="0" distR="0" wp14:anchorId="1463F9F9" wp14:editId="5A796FDD">
             <wp:extent cx="1920406" cy="464860"/>
@@ -1012,7 +2168,7 @@
                     <pic:cNvPicPr/>
                   </pic:nvPicPr>
                   <pic:blipFill>
-                    <a:blip r:embed="rId6"/>
+                    <a:blip r:embed="rId12"/>
                     <a:stretch>
                       <a:fillRect/>
                     </a:stretch>
@@ -1038,15 +2194,7 @@
         <w:pStyle w:val="NormalWeb"/>
       </w:pPr>
       <w:r>
-        <w:t xml:space="preserve">In other words, </w:t>
-      </w:r>
-      <w:proofErr w:type="gramStart"/>
-      <w:r>
-        <w:t>( H</w:t>
-      </w:r>
-      <w:proofErr w:type="gramEnd"/>
-      <w:r>
-        <w:t xml:space="preserve"> ) accounts for the longitudinal context of prior diagnoses, treatments, and clinical encounters. This structure recognizes the reality that testing decisions depend on the patient’s story and the progressively building suspicion of disease progression. To place the intent component away from the physiological features, the representation of the intent is normalized by minimizing the mutual information with the features and employing adversarial disentanglement methods to guard against the inclusion of disease-specific information.</w:t>
+        <w:t>In other words, ( H ) accounts for the longitudinal context of prior diagnoses, treatments, and clinical encounters. This structure recognizes the reality that testing decisions depend on the patient’s story and the progressively building suspicion of disease progression. To place the intent component away from the physiological features, the representation of the intent is normalized by minimizing the mutual information with the features and employing adversarial disentanglement methods to guard against the inclusion of disease-specific information.</w:t>
       </w:r>
     </w:p>
     <w:p>
@@ -1085,7 +2233,6 @@
         <w:pStyle w:val="NormalWeb"/>
       </w:pPr>
       <w:r>
-        <w:lastRenderedPageBreak/>
         <w:t>4.5 Risk Stratification Module</w:t>
       </w:r>
     </w:p>
@@ -1125,15 +2272,7 @@
       </w:r>
       <w:proofErr w:type="spellEnd"/>
       <w:r>
-        <w:t xml:space="preserve">, longitudinal electronic health record data of patients either diagnosed with </w:t>
-      </w:r>
-      <w:proofErr w:type="gramStart"/>
-      <w:r>
-        <w:t>Chronic Kidney Disease</w:t>
-      </w:r>
-      <w:proofErr w:type="gramEnd"/>
-      <w:r>
-        <w:t xml:space="preserve"> or at risk for it. These datasets capture repeated lab results and routine clinical observations gathered during standard care. The most important variables include estimated glomerular filtration rate (eGFR), serum creatinine, urine albumin, and blood pressure, in addition to demographic information and coexisting conditions. Since we're focusing on the Missing-Not-At-Random (MNAR) mechanisms, we compute detailed missingness statistics: how often tests occur, missing rates for each variable, and how laboratory ordering changes over time. This allows us to understand selective testing patterns across institutions and test the model's robustness when clinical practices vary.</w:t>
+        <w:t>, longitudinal electronic health record data of patients either diagnosed with Chronic Kidney Disease or at risk for it. These datasets capture repeated lab results and routine clinical observations gathered during standard care. The most important variables include estimated glomerular filtration rate (eGFR), serum creatinine, urine albumin, and blood pressure, in addition to demographic information and coexisting conditions. Since we're focusing on the Missing-Not-At-Random (MNAR) mechanisms, we compute detailed missingness statistics: how often tests occur, missing rates for each variable, and how laboratory ordering changes over time. This allows us to understand selective testing patterns across institutions and test the model's robustness when clinical practices vary.</w:t>
       </w:r>
       <w:r>
         <w:br/>
@@ -1147,7 +2286,11 @@
       </w:r>
       <w:r>
         <w:br/>
-        <w:t>We evaluate Causal-M3 against a wide array of classical and deep learning baselines. In the classical statistical models, we consider a Logistic Regression model and a Random Forest classifier taking as input imputed values of the data. To model sequences, we utilize LSTMs that capture the temporal trends in lab results, and transformer-based EHR models that are able to handle the long-range dependencies. In addition, we also use a standard MAR imputation method to assess how much MNAR considerations matter. This diverse set of baselines provides a sound platform for evaluating both predictive accuracy and robustness.</w:t>
+        <w:t xml:space="preserve">We evaluate Causal-M3 against a wide array of classical and deep learning baselines. In the classical statistical models, we consider a Logistic Regression model and a Random Forest classifier taking as input imputed values of the data. To model sequences, we utilize LSTMs that capture the temporal trends in lab results, and transformer-based EHR models that are </w:t>
+      </w:r>
+      <w:r>
+        <w:lastRenderedPageBreak/>
+        <w:t>able to handle the long-range dependencies. In addition, we also use a standard MAR imputation method to assess how much MNAR considerations matter. This diverse set of baselines provides a sound platform for evaluating both predictive accuracy and robustness.</w:t>
       </w:r>
     </w:p>
     <w:p>
@@ -1176,193 +2319,190 @@
         <w:pStyle w:val="NormalWeb"/>
       </w:pPr>
       <w:r>
+        <w:t>VI. Results</w:t>
+      </w:r>
+    </w:p>
+    <w:p>
+      <w:pPr>
+        <w:pStyle w:val="NormalWeb"/>
+      </w:pPr>
+    </w:p>
+    <w:p>
+      <w:pPr>
+        <w:pStyle w:val="NormalWeb"/>
+      </w:pPr>
+      <w:r>
+        <w:t>6.1 Predictive Performance</w:t>
+      </w:r>
+    </w:p>
+    <w:p>
+      <w:pPr>
+        <w:pStyle w:val="NormalWeb"/>
+      </w:pPr>
+    </w:p>
+    <w:p>
+      <w:pPr>
+        <w:pStyle w:val="NormalWeb"/>
+      </w:pPr>
+      <w:r>
+        <w:t>Indeed, the Causal-M3 framework outperforms all the other baseline models along many different axes of performance. It has a stronger discriminative power with higher AUROC and AUPRC, which indicates better identification of high-risk CKD patients. In survival analysis, it achieves a higher C-index that will guarantee more accurate temporal risk prediction. Calibration analyses confirm this fact that the predicted probabilities are indeed very close to the real event rates to decrease both overestimation and underestimation of risk. It also outperforms all standard statistical and deep-learning approaches on simulated distribution shifts, demonstrating its robustness toward changes in patterns of clinical practice.</w:t>
+      </w:r>
+    </w:p>
+    <w:p>
+      <w:pPr>
+        <w:pStyle w:val="NormalWeb"/>
+      </w:pPr>
+    </w:p>
+    <w:p>
+      <w:pPr>
+        <w:pStyle w:val="NormalWeb"/>
+      </w:pPr>
+      <w:r>
+        <w:t>6.2 Robustness to Distribution Shift</w:t>
+      </w:r>
+    </w:p>
+    <w:p>
+      <w:pPr>
+        <w:pStyle w:val="NormalWeb"/>
+      </w:pPr>
+    </w:p>
+    <w:p>
+      <w:pPr>
+        <w:pStyle w:val="NormalWeb"/>
+      </w:pPr>
+      <w:r>
+        <w:t xml:space="preserve">Thus, we test stability to realistic deployment conditions by introducing controlled distribution shifts: louder testing bias (mimicking increased physician suspicion), lower measurement frequency (reflecting resource limits), and hospital transfer shifts (capturing cross-institution variability). Whereas baseline models exhibited notable performance drops across these perturbations, Causal-M3 maintains predictive accuracy and calibration relatively intact. This resilience speaks to the value of MNAR-aware </w:t>
+      </w:r>
+      <w:proofErr w:type="spellStart"/>
+      <w:r>
+        <w:t>modeling</w:t>
+      </w:r>
+      <w:proofErr w:type="spellEnd"/>
+      <w:r>
+        <w:t xml:space="preserve"> and causal disentanglement in counteracting spurious links introduced by selective testing </w:t>
+      </w:r>
+      <w:proofErr w:type="spellStart"/>
+      <w:r>
+        <w:t>behavior</w:t>
+      </w:r>
+      <w:proofErr w:type="spellEnd"/>
+      <w:r>
+        <w:t>.</w:t>
+      </w:r>
+    </w:p>
+    <w:p>
+      <w:pPr>
+        <w:pStyle w:val="NormalWeb"/>
+      </w:pPr>
+    </w:p>
+    <w:p>
+      <w:pPr>
+        <w:pStyle w:val="NormalWeb"/>
+      </w:pPr>
+      <w:r>
+        <w:t>6.3 Ablation Studies</w:t>
+      </w:r>
+    </w:p>
+    <w:p>
+      <w:pPr>
+        <w:pStyle w:val="NormalWeb"/>
+      </w:pPr>
+    </w:p>
+    <w:p>
+      <w:pPr>
+        <w:pStyle w:val="NormalWeb"/>
+      </w:pPr>
+      <w:r>
+        <w:t xml:space="preserve">We carried out a series of tests to evaluate the importance of the individual parts of the model. Omitting the intent disentanglement module resulted in a more tangled outcome and intent signal to the detriment of the stability of the predictions. Omitting the MNAR informed </w:t>
+      </w:r>
+      <w:proofErr w:type="spellStart"/>
+      <w:r>
+        <w:t>modeling</w:t>
+      </w:r>
+      <w:proofErr w:type="spellEnd"/>
+      <w:r>
+        <w:t xml:space="preserve"> had a negative impact on the capacity of the model to both better discriminate and better calibrate, particularly under a varying distribution. Omitting the causal regularization resulted in a loss of independence between the individual parts of the model to the detriment of the bias in the outcome predictions. Overall, we have provided evidence here of the importance of the individual parts of the Causal-M3 model.</w:t>
+      </w:r>
+    </w:p>
+    <w:p>
+      <w:pPr>
+        <w:pStyle w:val="NormalWeb"/>
+      </w:pPr>
+    </w:p>
+    <w:p>
+      <w:pPr>
+        <w:pStyle w:val="NormalWeb"/>
+      </w:pPr>
+      <w:r>
+        <w:t>VII. Interpretability and Clinical Insights</w:t>
+      </w:r>
+    </w:p>
+    <w:p>
+      <w:pPr>
+        <w:pStyle w:val="NormalWeb"/>
+      </w:pPr>
+    </w:p>
+    <w:p>
+      <w:pPr>
+        <w:pStyle w:val="NormalWeb"/>
+      </w:pPr>
+      <w:r>
+        <w:t>7.1 Latent Representation Analysis</w:t>
+      </w:r>
+    </w:p>
+    <w:p>
+      <w:pPr>
+        <w:pStyle w:val="NormalWeb"/>
+      </w:pPr>
+    </w:p>
+    <w:p>
+      <w:pPr>
+        <w:pStyle w:val="NormalWeb"/>
+      </w:pPr>
+      <w:r>
+        <w:t>To investigate how easily this learned model can be understood, dimensionality reduction techniques, such as t-SNE, were used to visualize the learned disentangled physiological component, Zs, and how it is clustered, which corresponds with progression pathways and disease stages of CKD patients. Patients with steeper disease decline are grouped clearly by their disease status, while those with early disease or well-managed disease form their own clusters, validating how well this learned model can understand the disease process. On the other hand, the intent-related component, Zi, highlights variations based on testing and healthcare utilization, further validating the success of disease model development.</w:t>
+      </w:r>
+    </w:p>
+    <w:p>
+      <w:pPr>
+        <w:pStyle w:val="NormalWeb"/>
+      </w:pPr>
+    </w:p>
+    <w:p>
+      <w:pPr>
+        <w:pStyle w:val="NormalWeb"/>
+      </w:pPr>
+      <w:r>
+        <w:t xml:space="preserve">7.2 </w:t>
+      </w:r>
+      <w:r>
+        <w:t>Counterfactual Simulation</w:t>
+      </w:r>
+    </w:p>
+    <w:p>
+      <w:pPr>
+        <w:pStyle w:val="NormalWeb"/>
+      </w:pPr>
+    </w:p>
+    <w:p>
+      <w:pPr>
+        <w:pStyle w:val="NormalWeb"/>
+      </w:pPr>
+      <w:r>
+        <w:t>Further, we conducted counterfactual analyses to determine how different clinical scenarios would influence the model’s outputs. We consider how different clinical scenarios affect the output of the predicted probability of the progression of CKD. For example, we consider how the probability would be influenced if a test had been conducted. The model differentiates the tests from the actual physiology because it intervenes in the system while the physiology remains unchanged. The results demonstrate that Causal M3 stabilizes the physiology while undertaking the different tests. This gives confidence that it is not a spurious outcome based on how intensively a patient is tested.</w:t>
+      </w:r>
+    </w:p>
+    <w:p>
+      <w:pPr>
+        <w:pStyle w:val="NormalWeb"/>
+      </w:pPr>
+    </w:p>
+    <w:p>
+      <w:pPr>
+        <w:pStyle w:val="NormalWeb"/>
+      </w:pPr>
+      <w:r>
         <w:lastRenderedPageBreak/>
-        <w:t>VI. Results</w:t>
-      </w:r>
-    </w:p>
-    <w:p>
-      <w:pPr>
-        <w:pStyle w:val="NormalWeb"/>
-      </w:pPr>
-    </w:p>
-    <w:p>
-      <w:pPr>
-        <w:pStyle w:val="NormalWeb"/>
-      </w:pPr>
-      <w:r>
-        <w:t>6.1 Predictive Performance</w:t>
-      </w:r>
-    </w:p>
-    <w:p>
-      <w:pPr>
-        <w:pStyle w:val="NormalWeb"/>
-      </w:pPr>
-    </w:p>
-    <w:p>
-      <w:pPr>
-        <w:pStyle w:val="NormalWeb"/>
-      </w:pPr>
-      <w:r>
-        <w:t>Indeed, the Causal-M3 framework outperforms all the other baseline models along many different axes of performance. It has a stronger discriminative power with higher AUROC and AUPRC, which indicates better identification of high-risk CKD patients. In survival analysis, it achieves a higher C-index that will guarantee more accurate temporal risk prediction. Calibration analyses confirm this fact that the predicted probabilities are indeed very close to the real event rates to decrease both overestimation and underestimation of risk. It also outperforms all standard statistical and deep-learning approaches on simulated distribution shifts, demonstrating its robustness toward changes in patterns of clinical practice.</w:t>
-      </w:r>
-    </w:p>
-    <w:p>
-      <w:pPr>
-        <w:pStyle w:val="NormalWeb"/>
-      </w:pPr>
-    </w:p>
-    <w:p>
-      <w:pPr>
-        <w:pStyle w:val="NormalWeb"/>
-      </w:pPr>
-      <w:r>
-        <w:t>6.2 Robustness to Distribution Shift</w:t>
-      </w:r>
-    </w:p>
-    <w:p>
-      <w:pPr>
-        <w:pStyle w:val="NormalWeb"/>
-      </w:pPr>
-    </w:p>
-    <w:p>
-      <w:pPr>
-        <w:pStyle w:val="NormalWeb"/>
-      </w:pPr>
-      <w:r>
-        <w:t xml:space="preserve">Thus, we test stability to realistic deployment conditions by introducing controlled distribution shifts: louder testing bias (mimicking increased physician suspicion), lower measurement frequency (reflecting resource limits), and hospital transfer shifts (capturing cross-institution variability). Whereas baseline models exhibited notable performance drops across these perturbations, Causal-M3 maintains predictive accuracy and calibration relatively intact. This resilience speaks to the value of MNAR-aware </w:t>
-      </w:r>
-      <w:proofErr w:type="spellStart"/>
-      <w:r>
-        <w:t>modeling</w:t>
-      </w:r>
-      <w:proofErr w:type="spellEnd"/>
-      <w:r>
-        <w:t xml:space="preserve"> and causal disentanglement in counteracting spurious links introduced by selective testing </w:t>
-      </w:r>
-      <w:proofErr w:type="spellStart"/>
-      <w:r>
-        <w:t>behavior</w:t>
-      </w:r>
-      <w:proofErr w:type="spellEnd"/>
-      <w:r>
-        <w:t>.</w:t>
-      </w:r>
-    </w:p>
-    <w:p>
-      <w:pPr>
-        <w:pStyle w:val="NormalWeb"/>
-      </w:pPr>
-    </w:p>
-    <w:p>
-      <w:pPr>
-        <w:pStyle w:val="NormalWeb"/>
-      </w:pPr>
-      <w:r>
-        <w:t xml:space="preserve">6.3 </w:t>
-      </w:r>
-      <w:r>
-        <w:t>Ablation Studies</w:t>
-      </w:r>
-    </w:p>
-    <w:p>
-      <w:pPr>
-        <w:pStyle w:val="NormalWeb"/>
-      </w:pPr>
-    </w:p>
-    <w:p>
-      <w:pPr>
-        <w:pStyle w:val="NormalWeb"/>
-      </w:pPr>
-      <w:r>
-        <w:t xml:space="preserve">We carried out a series of tests to evaluate the importance of the individual parts of the model. Omitting the intent disentanglement module resulted in a more tangled outcome and intent signal to the detriment of the stability of the predictions. Omitting the MNAR informed </w:t>
-      </w:r>
-      <w:proofErr w:type="spellStart"/>
-      <w:r>
-        <w:t>modeling</w:t>
-      </w:r>
-      <w:proofErr w:type="spellEnd"/>
-      <w:r>
-        <w:t xml:space="preserve"> had a negative impact on the capacity of the model to both better discriminate and better calibrate, particularly under a varying distribution. Omitting the causal regularization resulted in a loss of independence between the individual parts of the model to the detriment of the bias in the outcome predictions. Overall, we have provided evidence here of the importance of the individual parts of the Causal-M3 model.</w:t>
-      </w:r>
-    </w:p>
-    <w:p>
-      <w:pPr>
-        <w:pStyle w:val="NormalWeb"/>
-      </w:pPr>
-    </w:p>
-    <w:p>
-      <w:pPr>
-        <w:pStyle w:val="NormalWeb"/>
-      </w:pPr>
-      <w:r>
-        <w:t>VII. Interpretability and Clinical Insights</w:t>
-      </w:r>
-    </w:p>
-    <w:p>
-      <w:pPr>
-        <w:pStyle w:val="NormalWeb"/>
-      </w:pPr>
-    </w:p>
-    <w:p>
-      <w:pPr>
-        <w:pStyle w:val="NormalWeb"/>
-      </w:pPr>
-      <w:r>
-        <w:t>7.1 Latent Representation Analysis</w:t>
-      </w:r>
-    </w:p>
-    <w:p>
-      <w:pPr>
-        <w:pStyle w:val="NormalWeb"/>
-      </w:pPr>
-    </w:p>
-    <w:p>
-      <w:pPr>
-        <w:pStyle w:val="NormalWeb"/>
-      </w:pPr>
-      <w:r>
-        <w:t>To investigate how easily this learned model can be understood, dimensionality reduction techniques, such as t-SNE, were used to visualize the learned disentangled physiological component, Zs, and how it is clustered, which corresponds with progression pathways and disease stages of CKD patients. Patients with steeper disease decline are grouped clearly by their disease status, while those with early disease or well-managed disease form their own clusters, validating how well this learned model can understand the disease process. On the other hand, the intent-related component, Zi, highlights variations based on testing and healthcare utilization, further validating the success of disease model development.</w:t>
-      </w:r>
-    </w:p>
-    <w:p>
-      <w:pPr>
-        <w:pStyle w:val="NormalWeb"/>
-      </w:pPr>
-    </w:p>
-    <w:p>
-      <w:pPr>
-        <w:pStyle w:val="NormalWeb"/>
-      </w:pPr>
-      <w:r>
-        <w:t xml:space="preserve">7.2 </w:t>
-      </w:r>
-      <w:r>
-        <w:t>Counterfactual Simulation</w:t>
-      </w:r>
-    </w:p>
-    <w:p>
-      <w:pPr>
-        <w:pStyle w:val="NormalWeb"/>
-      </w:pPr>
-    </w:p>
-    <w:p>
-      <w:pPr>
-        <w:pStyle w:val="NormalWeb"/>
-      </w:pPr>
-      <w:r>
-        <w:t>Further, we conducted counterfactual analyses to determine how different clinical scenarios would influence the model’s outputs. We consider how different clinical scenarios affect the output of the predicted probability of the progression of CKD. For example, we consider how the probability would be influenced if a test had been conducted. The model differentiates the tests from the actual physiology because it intervenes in the system while the physiology remains unchanged. The results demonstrate that Causal M3 stabilizes the physiology while undertaking the different tests. This gives confidence that it is not a spurious outcome based on how intensively a patient is tested.</w:t>
-      </w:r>
-    </w:p>
-    <w:p>
-      <w:pPr>
-        <w:pStyle w:val="NormalWeb"/>
-      </w:pPr>
-    </w:p>
-    <w:p>
-      <w:pPr>
-        <w:pStyle w:val="NormalWeb"/>
-      </w:pPr>
-      <w:r>
         <w:t>7.3 Policy Implications</w:t>
       </w:r>
     </w:p>
@@ -1397,11 +2537,7 @@
         <w:pStyle w:val="NormalWeb"/>
       </w:pPr>
       <w:r>
-        <w:t xml:space="preserve">When it comes to the realm of CKD treatment, Missing Not at Random—MNAR—is very important, as lab tests aren't ordered on a whim. Doctors have to decide who should receive tests based on what they believe and how risky they perceive a particular patient to be. </w:t>
-      </w:r>
-      <w:r>
-        <w:lastRenderedPageBreak/>
-        <w:t>Hence, the numbers we receive from such tests reflect the impact of both biological changes as well as the extent of the tests we might be conducting on a particular patient. The impact of not considering such an association might cause us to perceive healthcare utilization as an indication of the levels of sickness, which can affect the extent of the risk in the model as well as the ability of the model to travel.</w:t>
+        <w:t>When it comes to the realm of CKD treatment, Missing Not at Random—MNAR—is very important, as lab tests aren't ordered on a whim. Doctors have to decide who should receive tests based on what they believe and how risky they perceive a particular patient to be. Hence, the numbers we receive from such tests reflect the impact of both biological changes as well as the extent of the tests we might be conducting on a particular patient. The impact of not considering such an association might cause us to perceive healthcare utilization as an indication of the levels of sickness, which can affect the extent of the risk in the model as well as the ability of the model to travel.</w:t>
       </w:r>
     </w:p>
     <w:p>
@@ -1445,7 +2581,11 @@
         <w:jc w:val="both"/>
       </w:pPr>
       <w:r>
-        <w:t>The paper concludes by emphasizing an important though simple concept, wherein to accurately forecast a patient’s risks of CKD, it is essential to distinguish between what clinicians aim to achieve and what is reflected in the physiology of a patient. In practical digital health records, sufficient testing is not always absent at random, hence overlooking that testing is selective will impair prediction accuracy. In this respect, our model, termed Causal-M3, addresses these adverse consequences through MNAR-aware representations as well as separating intent-related and disease-related information. Designing predictive approaches to tap into physiology to ensure accuracy in outcome prediction is, therefore, a significant addition to health informatics, wherein the utility of Causal-M3 is confirmed as a sound platform for facilitating safe prediction in patient care.</w:t>
+        <w:t xml:space="preserve">The paper concludes by emphasizing an important though simple concept, wherein to accurately forecast a patient’s risks of CKD, it is essential to distinguish between what clinicians aim to achieve and what is reflected in the physiology of a patient. In practical digital health records, sufficient testing is not always absent at random, hence overlooking that testing is selective will impair prediction accuracy. In this respect, our model, termed Causal-M3, addresses these adverse consequences through MNAR-aware representations as well as separating intent-related and disease-related </w:t>
+      </w:r>
+      <w:r>
+        <w:lastRenderedPageBreak/>
+        <w:t>information. Designing predictive approaches to tap into physiology to ensure accuracy in outcome prediction is, therefore, a significant addition to health informatics, wherein the utility of Causal-M3 is confirmed as a sound platform for facilitating safe prediction in patient care.</w:t>
       </w:r>
     </w:p>
     <w:sectPr>
@@ -2305,6 +3445,7 @@
   <w:style w:type="character" w:default="1" w:styleId="DefaultParagraphFont">
     <w:name w:val="Default Paragraph Font"/>
     <w:uiPriority w:val="1"/>
+    <w:semiHidden/>
     <w:unhideWhenUsed/>
   </w:style>
   <w:style w:type="table" w:default="1" w:styleId="TableNormal">
@@ -2635,6 +3776,17 @@
       <w14:ligatures w14:val="none"/>
     </w:rPr>
   </w:style>
+  <w:style w:type="character" w:styleId="Hyperlink">
+    <w:name w:val="Hyperlink"/>
+    <w:basedOn w:val="DefaultParagraphFont"/>
+    <w:uiPriority w:val="99"/>
+    <w:unhideWhenUsed/>
+    <w:rsid w:val="00363C33"/>
+    <w:rPr>
+      <w:color w:val="467886" w:themeColor="hyperlink"/>
+      <w:u w:val="single"/>
+    </w:rPr>
+  </w:style>
 </w:styles>
 </file>
 
